--- a/Dokumentáció.docx
+++ b/Dokumentáció.docx
@@ -2,21 +2,24 @@
 <file path=word/document.xml><?xml version="1.0" encoding="utf-8"?>
 <w:document xmlns:wpc="http://schemas.microsoft.com/office/word/2010/wordprocessingCanvas" xmlns:cx="http://schemas.microsoft.com/office/drawing/2014/chartex" xmlns:cx1="http://schemas.microsoft.com/office/drawing/2015/9/8/chartex" xmlns:cx2="http://schemas.microsoft.com/office/drawing/2015/10/21/chartex" xmlns:cx3="http://schemas.microsoft.com/office/drawing/2016/5/9/chartex" xmlns:cx4="http://schemas.microsoft.com/office/drawing/2016/5/10/chartex" xmlns:cx5="http://schemas.microsoft.com/office/drawing/2016/5/11/chartex" xmlns:cx6="http://schemas.microsoft.com/office/drawing/2016/5/12/chartex" xmlns:cx7="http://schemas.microsoft.com/office/drawing/2016/5/13/chartex" xmlns:cx8="http://schemas.microsoft.com/office/drawing/2016/5/14/chartex" xmlns:mc="http://schemas.openxmlformats.org/markup-compatibility/2006" xmlns:aink="http://schemas.microsoft.com/office/drawing/2016/ink" xmlns:am3d="http://schemas.microsoft.com/office/drawing/2017/model3d" xmlns:o="urn:schemas-microsoft-com:office:office" xmlns:r="http://schemas.openxmlformats.org/officeDocument/2006/relationships" xmlns:m="http://schemas.openxmlformats.org/officeDocument/2006/math" xmlns:v="urn:schemas-microsoft-com:vml" xmlns:wp14="http://schemas.microsoft.com/office/word/2010/wordprocessingDrawing" xmlns:wp="http://schemas.openxmlformats.org/drawingml/2006/wordprocessingDrawing" xmlns:w10="urn:schemas-microsoft-com:office:word" xmlns:w="http://schemas.openxmlformats.org/wordprocessingml/2006/main" xmlns:w14="http://schemas.microsoft.com/office/word/2010/wordml" xmlns:w15="http://schemas.microsoft.com/office/word/2012/wordml" xmlns:w16cex="http://schemas.microsoft.com/office/word/2018/wordml/cex" xmlns:w16cid="http://schemas.microsoft.com/office/word/2016/wordml/cid" xmlns:w16="http://schemas.microsoft.com/office/word/2018/wordml" xmlns:w16sdtdh="http://schemas.microsoft.com/office/word/2020/wordml/sdtdatahash" xmlns:w16se="http://schemas.microsoft.com/office/word/2015/wordml/symex" xmlns:wpg="http://schemas.microsoft.com/office/word/2010/wordprocessingGroup" xmlns:wpi="http://schemas.microsoft.com/office/word/2010/wordprocessingInk" xmlns:wne="http://schemas.microsoft.com/office/word/2006/wordml" xmlns:wps="http://schemas.microsoft.com/office/word/2010/wordprocessingShape" mc:Ignorable="w14 w15 w16se w16cid w16 w16cex w16sdtdh wp14">
   <w:body>
+    <w:p>
+      <w:bookmarkStart w:id="0" w:name="_Hlk230340786"/>
+      <w:bookmarkEnd w:id="0"/>
+    </w:p>
     <w:p/>
     <w:p/>
     <w:p/>
     <w:p/>
     <w:p/>
     <w:p/>
-    <w:p/>
     <w:p>
       <w:pPr>
         <w:jc w:val="center"/>
         <w:rPr>
           <w:rFonts w:ascii="Times New Roman" w:hAnsi="Times New Roman" w:cs="Times New Roman"/>
           <w:color w:val="385623" w:themeColor="accent6" w:themeShade="80"/>
-          <w:sz w:val="52"/>
-          <w:szCs w:val="52"/>
+          <w:sz w:val="44"/>
+          <w:szCs w:val="44"/>
           <w:u w:val="single"/>
         </w:rPr>
       </w:pPr>
@@ -41,15 +44,105 @@
         <w:t xml:space="preserve"> dokumentáció</w:t>
       </w:r>
     </w:p>
-    <w:p/>
-    <w:p/>
-    <w:p/>
-    <w:p/>
-    <w:p/>
-    <w:p/>
-    <w:p/>
-    <w:p/>
-    <w:p/>
+    <w:p>
+      <w:pPr>
+        <w:spacing w:after="4200"/>
+        <w:jc w:val="center"/>
+        <w:rPr>
+          <w:rFonts w:ascii="Times New Roman" w:hAnsi="Times New Roman" w:cs="Times New Roman"/>
+          <w:color w:val="385623" w:themeColor="accent6" w:themeShade="80"/>
+        </w:rPr>
+      </w:pPr>
+      <w:r>
+        <w:rPr>
+          <w:noProof/>
+        </w:rPr>
+        <w:drawing>
+          <wp:anchor distT="0" distB="0" distL="114300" distR="114300" simplePos="0" relativeHeight="251658240" behindDoc="0" locked="0" layoutInCell="1" allowOverlap="1" wp14:anchorId="6A5DDEC9" wp14:editId="3A5C0398">
+            <wp:simplePos x="0" y="0"/>
+            <wp:positionH relativeFrom="margin">
+              <wp:align>center</wp:align>
+            </wp:positionH>
+            <wp:positionV relativeFrom="paragraph">
+              <wp:posOffset>748871</wp:posOffset>
+            </wp:positionV>
+            <wp:extent cx="2481943" cy="2481943"/>
+            <wp:effectExtent l="0" t="0" r="0" b="0"/>
+            <wp:wrapNone/>
+            <wp:docPr id="8" name="Kép 8"/>
+            <wp:cNvGraphicFramePr>
+              <a:graphicFrameLocks xmlns:a="http://schemas.openxmlformats.org/drawingml/2006/main" noChangeAspect="1"/>
+            </wp:cNvGraphicFramePr>
+            <a:graphic xmlns:a="http://schemas.openxmlformats.org/drawingml/2006/main">
+              <a:graphicData uri="http://schemas.openxmlformats.org/drawingml/2006/picture">
+                <pic:pic xmlns:pic="http://schemas.openxmlformats.org/drawingml/2006/picture">
+                  <pic:nvPicPr>
+                    <pic:cNvPr id="8" name="Kép 8"/>
+                    <pic:cNvPicPr/>
+                  </pic:nvPicPr>
+                  <pic:blipFill>
+                    <a:blip r:embed="rId8">
+                      <a:extLst>
+                        <a:ext uri="{28A0092B-C50C-407E-A947-70E740481C1C}">
+                          <a14:useLocalDpi xmlns:a14="http://schemas.microsoft.com/office/drawing/2010/main" val="0"/>
+                        </a:ext>
+                      </a:extLst>
+                    </a:blip>
+                    <a:stretch>
+                      <a:fillRect/>
+                    </a:stretch>
+                  </pic:blipFill>
+                  <pic:spPr>
+                    <a:xfrm>
+                      <a:off x="0" y="0"/>
+                      <a:ext cx="2481943" cy="2481943"/>
+                    </a:xfrm>
+                    <a:prstGeom prst="rect">
+                      <a:avLst/>
+                    </a:prstGeom>
+                  </pic:spPr>
+                </pic:pic>
+              </a:graphicData>
+            </a:graphic>
+            <wp14:sizeRelH relativeFrom="margin">
+              <wp14:pctWidth>0</wp14:pctWidth>
+            </wp14:sizeRelH>
+            <wp14:sizeRelV relativeFrom="margin">
+              <wp14:pctHeight>0</wp14:pctHeight>
+            </wp14:sizeRelV>
+          </wp:anchor>
+        </w:drawing>
+      </w:r>
+      <w:r>
+        <w:rPr>
+          <w:rFonts w:ascii="Times New Roman" w:hAnsi="Times New Roman" w:cs="Times New Roman"/>
+          <w:color w:val="385623" w:themeColor="accent6" w:themeShade="80"/>
+          <w:sz w:val="26"/>
+          <w:szCs w:val="26"/>
+        </w:rPr>
+        <w:t xml:space="preserve">Projektleírás — </w:t>
+      </w:r>
+      <w:proofErr w:type="spellStart"/>
+      <w:r>
+        <w:rPr>
+          <w:rFonts w:ascii="Times New Roman" w:hAnsi="Times New Roman" w:cs="Times New Roman"/>
+          <w:color w:val="385623" w:themeColor="accent6" w:themeShade="80"/>
+          <w:sz w:val="26"/>
+          <w:szCs w:val="26"/>
+        </w:rPr>
+        <w:t>Immerzív</w:t>
+      </w:r>
+      <w:proofErr w:type="spellEnd"/>
+      <w:r>
+        <w:rPr>
+          <w:rFonts w:ascii="Times New Roman" w:hAnsi="Times New Roman" w:cs="Times New Roman"/>
+          <w:color w:val="385623" w:themeColor="accent6" w:themeShade="80"/>
+          <w:sz w:val="26"/>
+          <w:szCs w:val="26"/>
+        </w:rPr>
+        <w:t xml:space="preserve"> weboldal</w:t>
+      </w:r>
+    </w:p>
     <w:p/>
     <w:p/>
     <w:p/>
@@ -94,16 +187,1554 @@
           </w:r>
         </w:p>
         <w:p>
-          <w:fldSimple w:instr=" TOC \o &quot;1-3&quot; \h \z \u ">
-            <w:r>
-              <w:rPr>
-                <w:b/>
-                <w:bCs/>
-                <w:noProof/>
-              </w:rPr>
-              <w:t>Nincsenek tartalomjegyzék-bejegyzések.</w:t>
-            </w:r>
-          </w:fldSimple>
+          <w:pPr>
+            <w:pStyle w:val="TJ1"/>
+            <w:tabs>
+              <w:tab w:val="right" w:leader="dot" w:pos="9062"/>
+            </w:tabs>
+            <w:rPr>
+              <w:rFonts w:eastAsiaTheme="minorEastAsia"/>
+              <w:noProof/>
+              <w:lang w:eastAsia="hu-HU"/>
+            </w:rPr>
+          </w:pPr>
+          <w:r>
+            <w:fldChar w:fldCharType="begin"/>
+          </w:r>
+          <w:r>
+            <w:instrText xml:space="preserve"> TOC \o "1-3" \h \z \u </w:instrText>
+          </w:r>
+          <w:r>
+            <w:fldChar w:fldCharType="separate"/>
+          </w:r>
+          <w:hyperlink w:anchor="_Toc230340532" w:history="1">
+            <w:r>
+              <w:rPr>
+                <w:rStyle w:val="Hiperhivatkozs"/>
+                <w:noProof/>
+              </w:rPr>
+              <w:t>1. A projekt célja</w:t>
+            </w:r>
+            <w:r>
+              <w:rPr>
+                <w:noProof/>
+                <w:webHidden/>
+              </w:rPr>
+              <w:tab/>
+            </w:r>
+            <w:r>
+              <w:rPr>
+                <w:noProof/>
+                <w:webHidden/>
+              </w:rPr>
+              <w:fldChar w:fldCharType="begin"/>
+            </w:r>
+            <w:r>
+              <w:rPr>
+                <w:noProof/>
+                <w:webHidden/>
+              </w:rPr>
+              <w:instrText xml:space="preserve"> PAGEREF _Toc230340532 \h </w:instrText>
+            </w:r>
+            <w:r>
+              <w:rPr>
+                <w:noProof/>
+                <w:webHidden/>
+              </w:rPr>
+            </w:r>
+            <w:r>
+              <w:rPr>
+                <w:noProof/>
+                <w:webHidden/>
+              </w:rPr>
+              <w:fldChar w:fldCharType="separate"/>
+            </w:r>
+            <w:r>
+              <w:rPr>
+                <w:noProof/>
+                <w:webHidden/>
+              </w:rPr>
+              <w:t>3</w:t>
+            </w:r>
+            <w:r>
+              <w:rPr>
+                <w:noProof/>
+                <w:webHidden/>
+              </w:rPr>
+              <w:fldChar w:fldCharType="end"/>
+            </w:r>
+          </w:hyperlink>
+        </w:p>
+        <w:p>
+          <w:pPr>
+            <w:pStyle w:val="TJ1"/>
+            <w:tabs>
+              <w:tab w:val="right" w:leader="dot" w:pos="9062"/>
+            </w:tabs>
+            <w:rPr>
+              <w:rFonts w:eastAsiaTheme="minorEastAsia"/>
+              <w:noProof/>
+              <w:lang w:eastAsia="hu-HU"/>
+            </w:rPr>
+          </w:pPr>
+          <w:hyperlink w:anchor="_Toc230340533" w:history="1">
+            <w:r>
+              <w:rPr>
+                <w:rStyle w:val="Hiperhivatkozs"/>
+                <w:noProof/>
+              </w:rPr>
+              <w:t>2. A weboldal felépítése</w:t>
+            </w:r>
+            <w:r>
+              <w:rPr>
+                <w:noProof/>
+                <w:webHidden/>
+              </w:rPr>
+              <w:tab/>
+            </w:r>
+            <w:r>
+              <w:rPr>
+                <w:noProof/>
+                <w:webHidden/>
+              </w:rPr>
+              <w:fldChar w:fldCharType="begin"/>
+            </w:r>
+            <w:r>
+              <w:rPr>
+                <w:noProof/>
+                <w:webHidden/>
+              </w:rPr>
+              <w:instrText xml:space="preserve"> PAGEREF _Toc230340533 \h </w:instrText>
+            </w:r>
+            <w:r>
+              <w:rPr>
+                <w:noProof/>
+                <w:webHidden/>
+              </w:rPr>
+            </w:r>
+            <w:r>
+              <w:rPr>
+                <w:noProof/>
+                <w:webHidden/>
+              </w:rPr>
+              <w:fldChar w:fldCharType="separate"/>
+            </w:r>
+            <w:r>
+              <w:rPr>
+                <w:noProof/>
+                <w:webHidden/>
+              </w:rPr>
+              <w:t>3</w:t>
+            </w:r>
+            <w:r>
+              <w:rPr>
+                <w:noProof/>
+                <w:webHidden/>
+              </w:rPr>
+              <w:fldChar w:fldCharType="end"/>
+            </w:r>
+          </w:hyperlink>
+        </w:p>
+        <w:p>
+          <w:pPr>
+            <w:pStyle w:val="TJ2"/>
+            <w:tabs>
+              <w:tab w:val="right" w:leader="dot" w:pos="9062"/>
+            </w:tabs>
+            <w:rPr>
+              <w:rFonts w:eastAsiaTheme="minorEastAsia"/>
+              <w:noProof/>
+              <w:lang w:eastAsia="hu-HU"/>
+            </w:rPr>
+          </w:pPr>
+          <w:hyperlink w:anchor="_Toc230340534" w:history="1">
+            <w:r>
+              <w:rPr>
+                <w:rStyle w:val="Hiperhivatkozs"/>
+                <w:noProof/>
+              </w:rPr>
+              <w:t>2.1 Főoldal</w:t>
+            </w:r>
+            <w:r>
+              <w:rPr>
+                <w:noProof/>
+                <w:webHidden/>
+              </w:rPr>
+              <w:tab/>
+            </w:r>
+            <w:r>
+              <w:rPr>
+                <w:noProof/>
+                <w:webHidden/>
+              </w:rPr>
+              <w:fldChar w:fldCharType="begin"/>
+            </w:r>
+            <w:r>
+              <w:rPr>
+                <w:noProof/>
+                <w:webHidden/>
+              </w:rPr>
+              <w:instrText xml:space="preserve"> PAGEREF _Toc230340534 \h </w:instrText>
+            </w:r>
+            <w:r>
+              <w:rPr>
+                <w:noProof/>
+                <w:webHidden/>
+              </w:rPr>
+            </w:r>
+            <w:r>
+              <w:rPr>
+                <w:noProof/>
+                <w:webHidden/>
+              </w:rPr>
+              <w:fldChar w:fldCharType="separate"/>
+            </w:r>
+            <w:r>
+              <w:rPr>
+                <w:noProof/>
+                <w:webHidden/>
+              </w:rPr>
+              <w:t>3</w:t>
+            </w:r>
+            <w:r>
+              <w:rPr>
+                <w:noProof/>
+                <w:webHidden/>
+              </w:rPr>
+              <w:fldChar w:fldCharType="end"/>
+            </w:r>
+          </w:hyperlink>
+        </w:p>
+        <w:p>
+          <w:pPr>
+            <w:pStyle w:val="TJ2"/>
+            <w:tabs>
+              <w:tab w:val="right" w:leader="dot" w:pos="9062"/>
+            </w:tabs>
+            <w:rPr>
+              <w:rFonts w:eastAsiaTheme="minorEastAsia"/>
+              <w:noProof/>
+              <w:lang w:eastAsia="hu-HU"/>
+            </w:rPr>
+          </w:pPr>
+          <w:hyperlink w:anchor="_Toc230340535" w:history="1">
+            <w:r>
+              <w:rPr>
+                <w:rStyle w:val="Hiperhivatkozs"/>
+                <w:noProof/>
+              </w:rPr>
+              <w:t>2.2 Folyó-fejezetek</w:t>
+            </w:r>
+            <w:r>
+              <w:rPr>
+                <w:noProof/>
+                <w:webHidden/>
+              </w:rPr>
+              <w:tab/>
+            </w:r>
+            <w:r>
+              <w:rPr>
+                <w:noProof/>
+                <w:webHidden/>
+              </w:rPr>
+              <w:fldChar w:fldCharType="begin"/>
+            </w:r>
+            <w:r>
+              <w:rPr>
+                <w:noProof/>
+                <w:webHidden/>
+              </w:rPr>
+              <w:instrText xml:space="preserve"> PAGEREF _Toc230340535 \h </w:instrText>
+            </w:r>
+            <w:r>
+              <w:rPr>
+                <w:noProof/>
+                <w:webHidden/>
+              </w:rPr>
+            </w:r>
+            <w:r>
+              <w:rPr>
+                <w:noProof/>
+                <w:webHidden/>
+              </w:rPr>
+              <w:fldChar w:fldCharType="separate"/>
+            </w:r>
+            <w:r>
+              <w:rPr>
+                <w:noProof/>
+                <w:webHidden/>
+              </w:rPr>
+              <w:t>3</w:t>
+            </w:r>
+            <w:r>
+              <w:rPr>
+                <w:noProof/>
+                <w:webHidden/>
+              </w:rPr>
+              <w:fldChar w:fldCharType="end"/>
+            </w:r>
+          </w:hyperlink>
+        </w:p>
+        <w:p>
+          <w:pPr>
+            <w:pStyle w:val="TJ3"/>
+            <w:tabs>
+              <w:tab w:val="right" w:leader="dot" w:pos="9062"/>
+            </w:tabs>
+            <w:rPr>
+              <w:noProof/>
+            </w:rPr>
+          </w:pPr>
+          <w:hyperlink w:anchor="_Toc230340536" w:history="1">
+            <w:r>
+              <w:rPr>
+                <w:rStyle w:val="Hiperhivatkozs"/>
+                <w:noProof/>
+              </w:rPr>
+              <w:t>Nyitókép</w:t>
+            </w:r>
+            <w:r>
+              <w:rPr>
+                <w:noProof/>
+                <w:webHidden/>
+              </w:rPr>
+              <w:tab/>
+            </w:r>
+            <w:r>
+              <w:rPr>
+                <w:noProof/>
+                <w:webHidden/>
+              </w:rPr>
+              <w:fldChar w:fldCharType="begin"/>
+            </w:r>
+            <w:r>
+              <w:rPr>
+                <w:noProof/>
+                <w:webHidden/>
+              </w:rPr>
+              <w:instrText xml:space="preserve"> PAGEREF _Toc230340536 \h </w:instrText>
+            </w:r>
+            <w:r>
+              <w:rPr>
+                <w:noProof/>
+                <w:webHidden/>
+              </w:rPr>
+            </w:r>
+            <w:r>
+              <w:rPr>
+                <w:noProof/>
+                <w:webHidden/>
+              </w:rPr>
+              <w:fldChar w:fldCharType="separate"/>
+            </w:r>
+            <w:r>
+              <w:rPr>
+                <w:noProof/>
+                <w:webHidden/>
+              </w:rPr>
+              <w:t>3</w:t>
+            </w:r>
+            <w:r>
+              <w:rPr>
+                <w:noProof/>
+                <w:webHidden/>
+              </w:rPr>
+              <w:fldChar w:fldCharType="end"/>
+            </w:r>
+          </w:hyperlink>
+        </w:p>
+        <w:p>
+          <w:pPr>
+            <w:pStyle w:val="TJ3"/>
+            <w:tabs>
+              <w:tab w:val="right" w:leader="dot" w:pos="9062"/>
+            </w:tabs>
+            <w:rPr>
+              <w:noProof/>
+            </w:rPr>
+          </w:pPr>
+          <w:hyperlink w:anchor="_Toc230340537" w:history="1">
+            <w:r>
+              <w:rPr>
+                <w:rStyle w:val="Hiperhivatkozs"/>
+                <w:noProof/>
+              </w:rPr>
+              <w:t>Természetismereti rész</w:t>
+            </w:r>
+            <w:r>
+              <w:rPr>
+                <w:noProof/>
+                <w:webHidden/>
+              </w:rPr>
+              <w:tab/>
+            </w:r>
+            <w:r>
+              <w:rPr>
+                <w:noProof/>
+                <w:webHidden/>
+              </w:rPr>
+              <w:fldChar w:fldCharType="begin"/>
+            </w:r>
+            <w:r>
+              <w:rPr>
+                <w:noProof/>
+                <w:webHidden/>
+              </w:rPr>
+              <w:instrText xml:space="preserve"> PAGEREF _Toc230340537 \h </w:instrText>
+            </w:r>
+            <w:r>
+              <w:rPr>
+                <w:noProof/>
+                <w:webHidden/>
+              </w:rPr>
+            </w:r>
+            <w:r>
+              <w:rPr>
+                <w:noProof/>
+                <w:webHidden/>
+              </w:rPr>
+              <w:fldChar w:fldCharType="separate"/>
+            </w:r>
+            <w:r>
+              <w:rPr>
+                <w:noProof/>
+                <w:webHidden/>
+              </w:rPr>
+              <w:t>3</w:t>
+            </w:r>
+            <w:r>
+              <w:rPr>
+                <w:noProof/>
+                <w:webHidden/>
+              </w:rPr>
+              <w:fldChar w:fldCharType="end"/>
+            </w:r>
+          </w:hyperlink>
+        </w:p>
+        <w:p>
+          <w:pPr>
+            <w:pStyle w:val="TJ3"/>
+            <w:tabs>
+              <w:tab w:val="right" w:leader="dot" w:pos="9062"/>
+            </w:tabs>
+            <w:rPr>
+              <w:noProof/>
+            </w:rPr>
+          </w:pPr>
+          <w:hyperlink w:anchor="_Toc230340538" w:history="1">
+            <w:r>
+              <w:rPr>
+                <w:rStyle w:val="Hiperhivatkozs"/>
+                <w:noProof/>
+              </w:rPr>
+              <w:t>Élővilág</w:t>
+            </w:r>
+            <w:r>
+              <w:rPr>
+                <w:noProof/>
+                <w:webHidden/>
+              </w:rPr>
+              <w:tab/>
+            </w:r>
+            <w:r>
+              <w:rPr>
+                <w:noProof/>
+                <w:webHidden/>
+              </w:rPr>
+              <w:fldChar w:fldCharType="begin"/>
+            </w:r>
+            <w:r>
+              <w:rPr>
+                <w:noProof/>
+                <w:webHidden/>
+              </w:rPr>
+              <w:instrText xml:space="preserve"> PAGEREF _Toc230340538 \h </w:instrText>
+            </w:r>
+            <w:r>
+              <w:rPr>
+                <w:noProof/>
+                <w:webHidden/>
+              </w:rPr>
+            </w:r>
+            <w:r>
+              <w:rPr>
+                <w:noProof/>
+                <w:webHidden/>
+              </w:rPr>
+              <w:fldChar w:fldCharType="separate"/>
+            </w:r>
+            <w:r>
+              <w:rPr>
+                <w:noProof/>
+                <w:webHidden/>
+              </w:rPr>
+              <w:t>3</w:t>
+            </w:r>
+            <w:r>
+              <w:rPr>
+                <w:noProof/>
+                <w:webHidden/>
+              </w:rPr>
+              <w:fldChar w:fldCharType="end"/>
+            </w:r>
+          </w:hyperlink>
+        </w:p>
+        <w:p>
+          <w:pPr>
+            <w:pStyle w:val="TJ3"/>
+            <w:tabs>
+              <w:tab w:val="right" w:leader="dot" w:pos="9062"/>
+            </w:tabs>
+            <w:rPr>
+              <w:noProof/>
+            </w:rPr>
+          </w:pPr>
+          <w:hyperlink w:anchor="_Toc230340539" w:history="1">
+            <w:r>
+              <w:rPr>
+                <w:rStyle w:val="Hiperhivatkozs"/>
+                <w:noProof/>
+              </w:rPr>
+              <w:t>Természetvédelem</w:t>
+            </w:r>
+            <w:r>
+              <w:rPr>
+                <w:noProof/>
+                <w:webHidden/>
+              </w:rPr>
+              <w:tab/>
+            </w:r>
+            <w:r>
+              <w:rPr>
+                <w:noProof/>
+                <w:webHidden/>
+              </w:rPr>
+              <w:fldChar w:fldCharType="begin"/>
+            </w:r>
+            <w:r>
+              <w:rPr>
+                <w:noProof/>
+                <w:webHidden/>
+              </w:rPr>
+              <w:instrText xml:space="preserve"> PAGEREF _Toc230340539 \h </w:instrText>
+            </w:r>
+            <w:r>
+              <w:rPr>
+                <w:noProof/>
+                <w:webHidden/>
+              </w:rPr>
+            </w:r>
+            <w:r>
+              <w:rPr>
+                <w:noProof/>
+                <w:webHidden/>
+              </w:rPr>
+              <w:fldChar w:fldCharType="separate"/>
+            </w:r>
+            <w:r>
+              <w:rPr>
+                <w:noProof/>
+                <w:webHidden/>
+              </w:rPr>
+              <w:t>3</w:t>
+            </w:r>
+            <w:r>
+              <w:rPr>
+                <w:noProof/>
+                <w:webHidden/>
+              </w:rPr>
+              <w:fldChar w:fldCharType="end"/>
+            </w:r>
+          </w:hyperlink>
+        </w:p>
+        <w:p>
+          <w:pPr>
+            <w:pStyle w:val="TJ2"/>
+            <w:tabs>
+              <w:tab w:val="right" w:leader="dot" w:pos="9062"/>
+            </w:tabs>
+            <w:rPr>
+              <w:rFonts w:eastAsiaTheme="minorEastAsia"/>
+              <w:noProof/>
+              <w:lang w:eastAsia="hu-HU"/>
+            </w:rPr>
+          </w:pPr>
+          <w:hyperlink w:anchor="_Toc230340540" w:history="1">
+            <w:r>
+              <w:rPr>
+                <w:rStyle w:val="Hiperhivatkozs"/>
+                <w:noProof/>
+              </w:rPr>
+              <w:t>2.3 Bemutatott folyók</w:t>
+            </w:r>
+            <w:r>
+              <w:rPr>
+                <w:noProof/>
+                <w:webHidden/>
+              </w:rPr>
+              <w:tab/>
+            </w:r>
+            <w:r>
+              <w:rPr>
+                <w:noProof/>
+                <w:webHidden/>
+              </w:rPr>
+              <w:fldChar w:fldCharType="begin"/>
+            </w:r>
+            <w:r>
+              <w:rPr>
+                <w:noProof/>
+                <w:webHidden/>
+              </w:rPr>
+              <w:instrText xml:space="preserve"> PAGEREF _Toc230340540 \h </w:instrText>
+            </w:r>
+            <w:r>
+              <w:rPr>
+                <w:noProof/>
+                <w:webHidden/>
+              </w:rPr>
+            </w:r>
+            <w:r>
+              <w:rPr>
+                <w:noProof/>
+                <w:webHidden/>
+              </w:rPr>
+              <w:fldChar w:fldCharType="separate"/>
+            </w:r>
+            <w:r>
+              <w:rPr>
+                <w:noProof/>
+                <w:webHidden/>
+              </w:rPr>
+              <w:t>3</w:t>
+            </w:r>
+            <w:r>
+              <w:rPr>
+                <w:noProof/>
+                <w:webHidden/>
+              </w:rPr>
+              <w:fldChar w:fldCharType="end"/>
+            </w:r>
+          </w:hyperlink>
+        </w:p>
+        <w:p>
+          <w:pPr>
+            <w:pStyle w:val="TJ1"/>
+            <w:tabs>
+              <w:tab w:val="right" w:leader="dot" w:pos="9062"/>
+            </w:tabs>
+            <w:rPr>
+              <w:rFonts w:eastAsiaTheme="minorEastAsia"/>
+              <w:noProof/>
+              <w:lang w:eastAsia="hu-HU"/>
+            </w:rPr>
+          </w:pPr>
+          <w:hyperlink w:anchor="_Toc230340541" w:history="1">
+            <w:r>
+              <w:rPr>
+                <w:rStyle w:val="Hiperhivatkozs"/>
+                <w:noProof/>
+              </w:rPr>
+              <w:t>3. Vizuális megközelítés</w:t>
+            </w:r>
+            <w:r>
+              <w:rPr>
+                <w:noProof/>
+                <w:webHidden/>
+              </w:rPr>
+              <w:tab/>
+            </w:r>
+            <w:r>
+              <w:rPr>
+                <w:noProof/>
+                <w:webHidden/>
+              </w:rPr>
+              <w:fldChar w:fldCharType="begin"/>
+            </w:r>
+            <w:r>
+              <w:rPr>
+                <w:noProof/>
+                <w:webHidden/>
+              </w:rPr>
+              <w:instrText xml:space="preserve"> PAGEREF _Toc230340541 \h </w:instrText>
+            </w:r>
+            <w:r>
+              <w:rPr>
+                <w:noProof/>
+                <w:webHidden/>
+              </w:rPr>
+            </w:r>
+            <w:r>
+              <w:rPr>
+                <w:noProof/>
+                <w:webHidden/>
+              </w:rPr>
+              <w:fldChar w:fldCharType="separate"/>
+            </w:r>
+            <w:r>
+              <w:rPr>
+                <w:noProof/>
+                <w:webHidden/>
+              </w:rPr>
+              <w:t>4</w:t>
+            </w:r>
+            <w:r>
+              <w:rPr>
+                <w:noProof/>
+                <w:webHidden/>
+              </w:rPr>
+              <w:fldChar w:fldCharType="end"/>
+            </w:r>
+          </w:hyperlink>
+        </w:p>
+        <w:p>
+          <w:pPr>
+            <w:pStyle w:val="TJ2"/>
+            <w:tabs>
+              <w:tab w:val="right" w:leader="dot" w:pos="9062"/>
+            </w:tabs>
+            <w:rPr>
+              <w:rFonts w:eastAsiaTheme="minorEastAsia"/>
+              <w:noProof/>
+              <w:lang w:eastAsia="hu-HU"/>
+            </w:rPr>
+          </w:pPr>
+          <w:hyperlink w:anchor="_Toc230340542" w:history="1">
+            <w:r>
+              <w:rPr>
+                <w:rStyle w:val="Hiperhivatkozs"/>
+                <w:noProof/>
+              </w:rPr>
+              <w:t>Hangulat</w:t>
+            </w:r>
+            <w:r>
+              <w:rPr>
+                <w:noProof/>
+                <w:webHidden/>
+              </w:rPr>
+              <w:tab/>
+            </w:r>
+            <w:r>
+              <w:rPr>
+                <w:noProof/>
+                <w:webHidden/>
+              </w:rPr>
+              <w:fldChar w:fldCharType="begin"/>
+            </w:r>
+            <w:r>
+              <w:rPr>
+                <w:noProof/>
+                <w:webHidden/>
+              </w:rPr>
+              <w:instrText xml:space="preserve"> PAGEREF _Toc230340542 \h </w:instrText>
+            </w:r>
+            <w:r>
+              <w:rPr>
+                <w:noProof/>
+                <w:webHidden/>
+              </w:rPr>
+            </w:r>
+            <w:r>
+              <w:rPr>
+                <w:noProof/>
+                <w:webHidden/>
+              </w:rPr>
+              <w:fldChar w:fldCharType="separate"/>
+            </w:r>
+            <w:r>
+              <w:rPr>
+                <w:noProof/>
+                <w:webHidden/>
+              </w:rPr>
+              <w:t>4</w:t>
+            </w:r>
+            <w:r>
+              <w:rPr>
+                <w:noProof/>
+                <w:webHidden/>
+              </w:rPr>
+              <w:fldChar w:fldCharType="end"/>
+            </w:r>
+          </w:hyperlink>
+        </w:p>
+        <w:p>
+          <w:pPr>
+            <w:pStyle w:val="TJ1"/>
+            <w:tabs>
+              <w:tab w:val="right" w:leader="dot" w:pos="9062"/>
+            </w:tabs>
+            <w:rPr>
+              <w:rFonts w:eastAsiaTheme="minorEastAsia"/>
+              <w:noProof/>
+              <w:lang w:eastAsia="hu-HU"/>
+            </w:rPr>
+          </w:pPr>
+          <w:hyperlink w:anchor="_Toc230340543" w:history="1">
+            <w:r>
+              <w:rPr>
+                <w:rStyle w:val="Hiperhivatkozs"/>
+                <w:noProof/>
+              </w:rPr>
+              <w:t>4. Tartalmi irányelvek</w:t>
+            </w:r>
+            <w:r>
+              <w:rPr>
+                <w:noProof/>
+                <w:webHidden/>
+              </w:rPr>
+              <w:tab/>
+            </w:r>
+            <w:r>
+              <w:rPr>
+                <w:noProof/>
+                <w:webHidden/>
+              </w:rPr>
+              <w:fldChar w:fldCharType="begin"/>
+            </w:r>
+            <w:r>
+              <w:rPr>
+                <w:noProof/>
+                <w:webHidden/>
+              </w:rPr>
+              <w:instrText xml:space="preserve"> PAGEREF _Toc230340543 \h </w:instrText>
+            </w:r>
+            <w:r>
+              <w:rPr>
+                <w:noProof/>
+                <w:webHidden/>
+              </w:rPr>
+            </w:r>
+            <w:r>
+              <w:rPr>
+                <w:noProof/>
+                <w:webHidden/>
+              </w:rPr>
+              <w:fldChar w:fldCharType="separate"/>
+            </w:r>
+            <w:r>
+              <w:rPr>
+                <w:noProof/>
+                <w:webHidden/>
+              </w:rPr>
+              <w:t>4</w:t>
+            </w:r>
+            <w:r>
+              <w:rPr>
+                <w:noProof/>
+                <w:webHidden/>
+              </w:rPr>
+              <w:fldChar w:fldCharType="end"/>
+            </w:r>
+          </w:hyperlink>
+        </w:p>
+        <w:p>
+          <w:pPr>
+            <w:pStyle w:val="TJ2"/>
+            <w:tabs>
+              <w:tab w:val="right" w:leader="dot" w:pos="9062"/>
+            </w:tabs>
+            <w:rPr>
+              <w:rFonts w:eastAsiaTheme="minorEastAsia"/>
+              <w:noProof/>
+              <w:lang w:eastAsia="hu-HU"/>
+            </w:rPr>
+          </w:pPr>
+          <w:hyperlink w:anchor="_Toc230340544" w:history="1">
+            <w:r>
+              <w:rPr>
+                <w:rStyle w:val="Hiperhivatkozs"/>
+                <w:noProof/>
+              </w:rPr>
+              <w:t>4.1 Hangnem</w:t>
+            </w:r>
+            <w:r>
+              <w:rPr>
+                <w:noProof/>
+                <w:webHidden/>
+              </w:rPr>
+              <w:tab/>
+            </w:r>
+            <w:r>
+              <w:rPr>
+                <w:noProof/>
+                <w:webHidden/>
+              </w:rPr>
+              <w:fldChar w:fldCharType="begin"/>
+            </w:r>
+            <w:r>
+              <w:rPr>
+                <w:noProof/>
+                <w:webHidden/>
+              </w:rPr>
+              <w:instrText xml:space="preserve"> PAGEREF _Toc230340544 \h </w:instrText>
+            </w:r>
+            <w:r>
+              <w:rPr>
+                <w:noProof/>
+                <w:webHidden/>
+              </w:rPr>
+            </w:r>
+            <w:r>
+              <w:rPr>
+                <w:noProof/>
+                <w:webHidden/>
+              </w:rPr>
+              <w:fldChar w:fldCharType="separate"/>
+            </w:r>
+            <w:r>
+              <w:rPr>
+                <w:noProof/>
+                <w:webHidden/>
+              </w:rPr>
+              <w:t>4</w:t>
+            </w:r>
+            <w:r>
+              <w:rPr>
+                <w:noProof/>
+                <w:webHidden/>
+              </w:rPr>
+              <w:fldChar w:fldCharType="end"/>
+            </w:r>
+          </w:hyperlink>
+        </w:p>
+        <w:p>
+          <w:pPr>
+            <w:pStyle w:val="TJ2"/>
+            <w:tabs>
+              <w:tab w:val="right" w:leader="dot" w:pos="9062"/>
+            </w:tabs>
+            <w:rPr>
+              <w:rFonts w:eastAsiaTheme="minorEastAsia"/>
+              <w:noProof/>
+              <w:lang w:eastAsia="hu-HU"/>
+            </w:rPr>
+          </w:pPr>
+          <w:hyperlink w:anchor="_Toc230340545" w:history="1">
+            <w:r>
+              <w:rPr>
+                <w:rStyle w:val="Hiperhivatkozs"/>
+                <w:noProof/>
+              </w:rPr>
+              <w:t>4.2 Szövegek hossza</w:t>
+            </w:r>
+            <w:r>
+              <w:rPr>
+                <w:noProof/>
+                <w:webHidden/>
+              </w:rPr>
+              <w:tab/>
+            </w:r>
+            <w:r>
+              <w:rPr>
+                <w:noProof/>
+                <w:webHidden/>
+              </w:rPr>
+              <w:fldChar w:fldCharType="begin"/>
+            </w:r>
+            <w:r>
+              <w:rPr>
+                <w:noProof/>
+                <w:webHidden/>
+              </w:rPr>
+              <w:instrText xml:space="preserve"> PAGEREF _Toc230340545 \h </w:instrText>
+            </w:r>
+            <w:r>
+              <w:rPr>
+                <w:noProof/>
+                <w:webHidden/>
+              </w:rPr>
+            </w:r>
+            <w:r>
+              <w:rPr>
+                <w:noProof/>
+                <w:webHidden/>
+              </w:rPr>
+              <w:fldChar w:fldCharType="separate"/>
+            </w:r>
+            <w:r>
+              <w:rPr>
+                <w:noProof/>
+                <w:webHidden/>
+              </w:rPr>
+              <w:t>4</w:t>
+            </w:r>
+            <w:r>
+              <w:rPr>
+                <w:noProof/>
+                <w:webHidden/>
+              </w:rPr>
+              <w:fldChar w:fldCharType="end"/>
+            </w:r>
+          </w:hyperlink>
+        </w:p>
+        <w:p>
+          <w:pPr>
+            <w:pStyle w:val="TJ2"/>
+            <w:tabs>
+              <w:tab w:val="right" w:leader="dot" w:pos="9062"/>
+            </w:tabs>
+            <w:rPr>
+              <w:rFonts w:eastAsiaTheme="minorEastAsia"/>
+              <w:noProof/>
+              <w:lang w:eastAsia="hu-HU"/>
+            </w:rPr>
+          </w:pPr>
+          <w:hyperlink w:anchor="_Toc230340546" w:history="1">
+            <w:r>
+              <w:rPr>
+                <w:rStyle w:val="Hiperhivatkozs"/>
+                <w:noProof/>
+              </w:rPr>
+              <w:t>4.3 Adatok pontossága</w:t>
+            </w:r>
+            <w:r>
+              <w:rPr>
+                <w:noProof/>
+                <w:webHidden/>
+              </w:rPr>
+              <w:tab/>
+            </w:r>
+            <w:r>
+              <w:rPr>
+                <w:noProof/>
+                <w:webHidden/>
+              </w:rPr>
+              <w:fldChar w:fldCharType="begin"/>
+            </w:r>
+            <w:r>
+              <w:rPr>
+                <w:noProof/>
+                <w:webHidden/>
+              </w:rPr>
+              <w:instrText xml:space="preserve"> PAGEREF _Toc230340546 \h </w:instrText>
+            </w:r>
+            <w:r>
+              <w:rPr>
+                <w:noProof/>
+                <w:webHidden/>
+              </w:rPr>
+            </w:r>
+            <w:r>
+              <w:rPr>
+                <w:noProof/>
+                <w:webHidden/>
+              </w:rPr>
+              <w:fldChar w:fldCharType="separate"/>
+            </w:r>
+            <w:r>
+              <w:rPr>
+                <w:noProof/>
+                <w:webHidden/>
+              </w:rPr>
+              <w:t>4</w:t>
+            </w:r>
+            <w:r>
+              <w:rPr>
+                <w:noProof/>
+                <w:webHidden/>
+              </w:rPr>
+              <w:fldChar w:fldCharType="end"/>
+            </w:r>
+          </w:hyperlink>
+        </w:p>
+        <w:p>
+          <w:pPr>
+            <w:pStyle w:val="TJ1"/>
+            <w:tabs>
+              <w:tab w:val="right" w:leader="dot" w:pos="9062"/>
+            </w:tabs>
+            <w:rPr>
+              <w:rFonts w:eastAsiaTheme="minorEastAsia"/>
+              <w:noProof/>
+              <w:lang w:eastAsia="hu-HU"/>
+            </w:rPr>
+          </w:pPr>
+          <w:hyperlink w:anchor="_Toc230340547" w:history="1">
+            <w:r>
+              <w:rPr>
+                <w:rStyle w:val="Hiperhivatkozs"/>
+                <w:noProof/>
+              </w:rPr>
+              <w:t>5. Technikai követelmények</w:t>
+            </w:r>
+            <w:r>
+              <w:rPr>
+                <w:noProof/>
+                <w:webHidden/>
+              </w:rPr>
+              <w:tab/>
+            </w:r>
+            <w:r>
+              <w:rPr>
+                <w:noProof/>
+                <w:webHidden/>
+              </w:rPr>
+              <w:fldChar w:fldCharType="begin"/>
+            </w:r>
+            <w:r>
+              <w:rPr>
+                <w:noProof/>
+                <w:webHidden/>
+              </w:rPr>
+              <w:instrText xml:space="preserve"> PAGEREF _Toc230340547 \h </w:instrText>
+            </w:r>
+            <w:r>
+              <w:rPr>
+                <w:noProof/>
+                <w:webHidden/>
+              </w:rPr>
+            </w:r>
+            <w:r>
+              <w:rPr>
+                <w:noProof/>
+                <w:webHidden/>
+              </w:rPr>
+              <w:fldChar w:fldCharType="separate"/>
+            </w:r>
+            <w:r>
+              <w:rPr>
+                <w:noProof/>
+                <w:webHidden/>
+              </w:rPr>
+              <w:t>4</w:t>
+            </w:r>
+            <w:r>
+              <w:rPr>
+                <w:noProof/>
+                <w:webHidden/>
+              </w:rPr>
+              <w:fldChar w:fldCharType="end"/>
+            </w:r>
+          </w:hyperlink>
+        </w:p>
+        <w:p>
+          <w:pPr>
+            <w:pStyle w:val="TJ2"/>
+            <w:tabs>
+              <w:tab w:val="right" w:leader="dot" w:pos="9062"/>
+            </w:tabs>
+            <w:rPr>
+              <w:rFonts w:eastAsiaTheme="minorEastAsia"/>
+              <w:noProof/>
+              <w:lang w:eastAsia="hu-HU"/>
+            </w:rPr>
+          </w:pPr>
+          <w:hyperlink w:anchor="_Toc230340548" w:history="1">
+            <w:r>
+              <w:rPr>
+                <w:rStyle w:val="Hiperhivatkozs"/>
+                <w:noProof/>
+              </w:rPr>
+              <w:t>5.1 Eszközkompatibilitás</w:t>
+            </w:r>
+            <w:r>
+              <w:rPr>
+                <w:noProof/>
+                <w:webHidden/>
+              </w:rPr>
+              <w:tab/>
+            </w:r>
+            <w:r>
+              <w:rPr>
+                <w:noProof/>
+                <w:webHidden/>
+              </w:rPr>
+              <w:fldChar w:fldCharType="begin"/>
+            </w:r>
+            <w:r>
+              <w:rPr>
+                <w:noProof/>
+                <w:webHidden/>
+              </w:rPr>
+              <w:instrText xml:space="preserve"> PAGEREF _Toc230340548 \h </w:instrText>
+            </w:r>
+            <w:r>
+              <w:rPr>
+                <w:noProof/>
+                <w:webHidden/>
+              </w:rPr>
+            </w:r>
+            <w:r>
+              <w:rPr>
+                <w:noProof/>
+                <w:webHidden/>
+              </w:rPr>
+              <w:fldChar w:fldCharType="separate"/>
+            </w:r>
+            <w:r>
+              <w:rPr>
+                <w:noProof/>
+                <w:webHidden/>
+              </w:rPr>
+              <w:t>4</w:t>
+            </w:r>
+            <w:r>
+              <w:rPr>
+                <w:noProof/>
+                <w:webHidden/>
+              </w:rPr>
+              <w:fldChar w:fldCharType="end"/>
+            </w:r>
+          </w:hyperlink>
+        </w:p>
+        <w:p>
+          <w:pPr>
+            <w:pStyle w:val="TJ2"/>
+            <w:tabs>
+              <w:tab w:val="right" w:leader="dot" w:pos="9062"/>
+            </w:tabs>
+            <w:rPr>
+              <w:rFonts w:eastAsiaTheme="minorEastAsia"/>
+              <w:noProof/>
+              <w:lang w:eastAsia="hu-HU"/>
+            </w:rPr>
+          </w:pPr>
+          <w:hyperlink w:anchor="_Toc230340549" w:history="1">
+            <w:r>
+              <w:rPr>
+                <w:rStyle w:val="Hiperhivatkozs"/>
+                <w:noProof/>
+              </w:rPr>
+              <w:t>5.2 Betöltési sebesség</w:t>
+            </w:r>
+            <w:r>
+              <w:rPr>
+                <w:noProof/>
+                <w:webHidden/>
+              </w:rPr>
+              <w:tab/>
+            </w:r>
+            <w:r>
+              <w:rPr>
+                <w:noProof/>
+                <w:webHidden/>
+              </w:rPr>
+              <w:fldChar w:fldCharType="begin"/>
+            </w:r>
+            <w:r>
+              <w:rPr>
+                <w:noProof/>
+                <w:webHidden/>
+              </w:rPr>
+              <w:instrText xml:space="preserve"> PAGEREF _Toc230340549 \h </w:instrText>
+            </w:r>
+            <w:r>
+              <w:rPr>
+                <w:noProof/>
+                <w:webHidden/>
+              </w:rPr>
+            </w:r>
+            <w:r>
+              <w:rPr>
+                <w:noProof/>
+                <w:webHidden/>
+              </w:rPr>
+              <w:fldChar w:fldCharType="separate"/>
+            </w:r>
+            <w:r>
+              <w:rPr>
+                <w:noProof/>
+                <w:webHidden/>
+              </w:rPr>
+              <w:t>4</w:t>
+            </w:r>
+            <w:r>
+              <w:rPr>
+                <w:noProof/>
+                <w:webHidden/>
+              </w:rPr>
+              <w:fldChar w:fldCharType="end"/>
+            </w:r>
+          </w:hyperlink>
+        </w:p>
+        <w:p>
+          <w:pPr>
+            <w:pStyle w:val="TJ2"/>
+            <w:tabs>
+              <w:tab w:val="right" w:leader="dot" w:pos="9062"/>
+            </w:tabs>
+            <w:rPr>
+              <w:rFonts w:eastAsiaTheme="minorEastAsia"/>
+              <w:noProof/>
+              <w:lang w:eastAsia="hu-HU"/>
+            </w:rPr>
+          </w:pPr>
+          <w:hyperlink w:anchor="_Toc230340550" w:history="1">
+            <w:r>
+              <w:rPr>
+                <w:rStyle w:val="Hiperhivatkozs"/>
+                <w:noProof/>
+              </w:rPr>
+              <w:t>5.3 Akadálymentesség</w:t>
+            </w:r>
+            <w:r>
+              <w:rPr>
+                <w:noProof/>
+                <w:webHidden/>
+              </w:rPr>
+              <w:tab/>
+            </w:r>
+            <w:r>
+              <w:rPr>
+                <w:noProof/>
+                <w:webHidden/>
+              </w:rPr>
+              <w:fldChar w:fldCharType="begin"/>
+            </w:r>
+            <w:r>
+              <w:rPr>
+                <w:noProof/>
+                <w:webHidden/>
+              </w:rPr>
+              <w:instrText xml:space="preserve"> PAGEREF _Toc230340550 \h </w:instrText>
+            </w:r>
+            <w:r>
+              <w:rPr>
+                <w:noProof/>
+                <w:webHidden/>
+              </w:rPr>
+            </w:r>
+            <w:r>
+              <w:rPr>
+                <w:noProof/>
+                <w:webHidden/>
+              </w:rPr>
+              <w:fldChar w:fldCharType="separate"/>
+            </w:r>
+            <w:r>
+              <w:rPr>
+                <w:noProof/>
+                <w:webHidden/>
+              </w:rPr>
+              <w:t>4</w:t>
+            </w:r>
+            <w:r>
+              <w:rPr>
+                <w:noProof/>
+                <w:webHidden/>
+              </w:rPr>
+              <w:fldChar w:fldCharType="end"/>
+            </w:r>
+          </w:hyperlink>
+        </w:p>
+        <w:p>
+          <w:pPr>
+            <w:pStyle w:val="TJ2"/>
+            <w:tabs>
+              <w:tab w:val="right" w:leader="dot" w:pos="9062"/>
+            </w:tabs>
+            <w:rPr>
+              <w:rFonts w:eastAsiaTheme="minorEastAsia"/>
+              <w:noProof/>
+              <w:lang w:eastAsia="hu-HU"/>
+            </w:rPr>
+          </w:pPr>
+          <w:hyperlink w:anchor="_Toc230340551" w:history="1">
+            <w:r>
+              <w:rPr>
+                <w:rStyle w:val="Hiperhivatkozs"/>
+                <w:noProof/>
+              </w:rPr>
+              <w:t>5.4 Nyelvek</w:t>
+            </w:r>
+            <w:r>
+              <w:rPr>
+                <w:noProof/>
+                <w:webHidden/>
+              </w:rPr>
+              <w:tab/>
+            </w:r>
+            <w:r>
+              <w:rPr>
+                <w:noProof/>
+                <w:webHidden/>
+              </w:rPr>
+              <w:fldChar w:fldCharType="begin"/>
+            </w:r>
+            <w:r>
+              <w:rPr>
+                <w:noProof/>
+                <w:webHidden/>
+              </w:rPr>
+              <w:instrText xml:space="preserve"> PAGEREF _Toc230340551 \h </w:instrText>
+            </w:r>
+            <w:r>
+              <w:rPr>
+                <w:noProof/>
+                <w:webHidden/>
+              </w:rPr>
+            </w:r>
+            <w:r>
+              <w:rPr>
+                <w:noProof/>
+                <w:webHidden/>
+              </w:rPr>
+              <w:fldChar w:fldCharType="separate"/>
+            </w:r>
+            <w:r>
+              <w:rPr>
+                <w:noProof/>
+                <w:webHidden/>
+              </w:rPr>
+              <w:t>5</w:t>
+            </w:r>
+            <w:r>
+              <w:rPr>
+                <w:noProof/>
+                <w:webHidden/>
+              </w:rPr>
+              <w:fldChar w:fldCharType="end"/>
+            </w:r>
+          </w:hyperlink>
+        </w:p>
+        <w:p>
+          <w:pPr>
+            <w:pStyle w:val="TJ1"/>
+            <w:tabs>
+              <w:tab w:val="right" w:leader="dot" w:pos="9062"/>
+            </w:tabs>
+            <w:rPr>
+              <w:rFonts w:eastAsiaTheme="minorEastAsia"/>
+              <w:noProof/>
+              <w:lang w:eastAsia="hu-HU"/>
+            </w:rPr>
+          </w:pPr>
+          <w:hyperlink w:anchor="_Toc230340552" w:history="1">
+            <w:r>
+              <w:rPr>
+                <w:rStyle w:val="Hiperhivatkozs"/>
+                <w:noProof/>
+              </w:rPr>
+              <w:t>6. Fejlesztési ütemterv</w:t>
+            </w:r>
+            <w:r>
+              <w:rPr>
+                <w:noProof/>
+                <w:webHidden/>
+              </w:rPr>
+              <w:tab/>
+            </w:r>
+            <w:r>
+              <w:rPr>
+                <w:noProof/>
+                <w:webHidden/>
+              </w:rPr>
+              <w:fldChar w:fldCharType="begin"/>
+            </w:r>
+            <w:r>
+              <w:rPr>
+                <w:noProof/>
+                <w:webHidden/>
+              </w:rPr>
+              <w:instrText xml:space="preserve"> PAGEREF _Toc230340552 \h </w:instrText>
+            </w:r>
+            <w:r>
+              <w:rPr>
+                <w:noProof/>
+                <w:webHidden/>
+              </w:rPr>
+            </w:r>
+            <w:r>
+              <w:rPr>
+                <w:noProof/>
+                <w:webHidden/>
+              </w:rPr>
+              <w:fldChar w:fldCharType="separate"/>
+            </w:r>
+            <w:r>
+              <w:rPr>
+                <w:noProof/>
+                <w:webHidden/>
+              </w:rPr>
+              <w:t>5</w:t>
+            </w:r>
+            <w:r>
+              <w:rPr>
+                <w:noProof/>
+                <w:webHidden/>
+              </w:rPr>
+              <w:fldChar w:fldCharType="end"/>
+            </w:r>
+          </w:hyperlink>
+        </w:p>
+        <w:p>
+          <w:pPr>
+            <w:pStyle w:val="TJ1"/>
+            <w:tabs>
+              <w:tab w:val="right" w:leader="dot" w:pos="9062"/>
+            </w:tabs>
+            <w:rPr>
+              <w:rFonts w:eastAsiaTheme="minorEastAsia"/>
+              <w:noProof/>
+              <w:lang w:eastAsia="hu-HU"/>
+            </w:rPr>
+          </w:pPr>
+          <w:hyperlink w:anchor="_Toc230340553" w:history="1">
+            <w:r>
+              <w:rPr>
+                <w:rStyle w:val="Hiperhivatkozs"/>
+                <w:noProof/>
+              </w:rPr>
+              <w:t>7. Összefoglalás</w:t>
+            </w:r>
+            <w:r>
+              <w:rPr>
+                <w:noProof/>
+                <w:webHidden/>
+              </w:rPr>
+              <w:tab/>
+            </w:r>
+            <w:r>
+              <w:rPr>
+                <w:noProof/>
+                <w:webHidden/>
+              </w:rPr>
+              <w:fldChar w:fldCharType="begin"/>
+            </w:r>
+            <w:r>
+              <w:rPr>
+                <w:noProof/>
+                <w:webHidden/>
+              </w:rPr>
+              <w:instrText xml:space="preserve"> PAGEREF _Toc230340553 \h </w:instrText>
+            </w:r>
+            <w:r>
+              <w:rPr>
+                <w:noProof/>
+                <w:webHidden/>
+              </w:rPr>
+            </w:r>
+            <w:r>
+              <w:rPr>
+                <w:noProof/>
+                <w:webHidden/>
+              </w:rPr>
+              <w:fldChar w:fldCharType="separate"/>
+            </w:r>
+            <w:r>
+              <w:rPr>
+                <w:noProof/>
+                <w:webHidden/>
+              </w:rPr>
+              <w:t>5</w:t>
+            </w:r>
+            <w:r>
+              <w:rPr>
+                <w:noProof/>
+                <w:webHidden/>
+              </w:rPr>
+              <w:fldChar w:fldCharType="end"/>
+            </w:r>
+          </w:hyperlink>
+        </w:p>
+        <w:p>
+          <w:r>
+            <w:rPr>
+              <w:b/>
+              <w:bCs/>
+            </w:rPr>
+            <w:fldChar w:fldCharType="end"/>
+          </w:r>
         </w:p>
       </w:sdtContent>
     </w:sdt>
@@ -112,18 +1743,873 @@
       <w:pPr>
         <w:pStyle w:val="Tartalomjegyzkcmsora"/>
       </w:pPr>
+    </w:p>
+    <w:p>
+      <w:pPr>
+        <w:pStyle w:val="Cmsor1"/>
+      </w:pPr>
+      <w:bookmarkStart w:id="1" w:name="_Toc230337853"/>
+      <w:bookmarkStart w:id="2" w:name="_Toc230340532"/>
+      <w:r>
+        <w:t>1. A projekt célja</w:t>
+      </w:r>
+      <w:bookmarkEnd w:id="1"/>
+      <w:bookmarkEnd w:id="2"/>
+    </w:p>
+    <w:p>
+      <w:pPr>
+        <w:spacing w:before="60" w:after="120"/>
+        <w:jc w:val="both"/>
+      </w:pPr>
+      <w:r>
+        <w:t xml:space="preserve">A Magyar Folyók egy </w:t>
+      </w:r>
+      <w:proofErr w:type="spellStart"/>
+      <w:r>
+        <w:t>immerzív</w:t>
+      </w:r>
+      <w:proofErr w:type="spellEnd"/>
+      <w:r>
+        <w:t xml:space="preserve">, élményalapú weboldal, amely Magyarország nagy és kis folyóit mutatja be. A minta a National </w:t>
+      </w:r>
+      <w:proofErr w:type="spellStart"/>
+      <w:r>
+        <w:t>Geographic</w:t>
+      </w:r>
+      <w:proofErr w:type="spellEnd"/>
+      <w:r>
+        <w:t xml:space="preserve"> </w:t>
+      </w:r>
+      <w:proofErr w:type="spellStart"/>
+      <w:r>
+        <w:t>Into</w:t>
+      </w:r>
+      <w:proofErr w:type="spellEnd"/>
+      <w:r>
+        <w:t xml:space="preserve"> </w:t>
+      </w:r>
+      <w:proofErr w:type="spellStart"/>
+      <w:r>
+        <w:t>the</w:t>
+      </w:r>
+      <w:proofErr w:type="spellEnd"/>
+      <w:r>
+        <w:t xml:space="preserve"> Amazon oldala: teljes képernyős fotók, személyes hangú történetek, görgetésre épülő dramaturgia. Az olvasó nem lexikont olvas, hanem utazást tesz.</w:t>
+      </w:r>
+    </w:p>
+    <w:p>
+      <w:pPr>
+        <w:spacing w:before="60" w:after="120"/>
+        <w:jc w:val="both"/>
+      </w:pPr>
+      <w:r>
+        <w:t>A tartalom három pillérre épül: személyes történetek és emlékek, természetismereti és ökológiai információk, valamint természetvédelmi tudnivalók. Mindezt vizuálisan gazdag, filmszerű megjelenítéssel jelenítjük.</w:t>
+      </w:r>
+    </w:p>
+    <w:p>
       <w:r>
         <w:br w:type="page"/>
       </w:r>
     </w:p>
     <w:p>
       <w:pPr>
+        <w:pStyle w:val="Cmsor1"/>
+      </w:pPr>
+      <w:bookmarkStart w:id="3" w:name="_Toc230337854"/>
+      <w:bookmarkStart w:id="4" w:name="_Toc230340533"/>
+      <w:r>
+        <w:lastRenderedPageBreak/>
+        <w:t>2. A weboldal felépítése</w:t>
+      </w:r>
+      <w:bookmarkEnd w:id="3"/>
+      <w:bookmarkEnd w:id="4"/>
+    </w:p>
+    <w:p/>
+    <w:p>
+      <w:pPr>
+        <w:pStyle w:val="Cmsor2"/>
+      </w:pPr>
+      <w:bookmarkStart w:id="5" w:name="_Toc230337855"/>
+      <w:bookmarkStart w:id="6" w:name="_Toc230340534"/>
+      <w:r>
+        <w:t>2.1 Főoldal</w:t>
+      </w:r>
+      <w:bookmarkEnd w:id="5"/>
+      <w:bookmarkEnd w:id="6"/>
+    </w:p>
+    <w:p>
+      <w:pPr>
+        <w:spacing w:before="60" w:after="120"/>
+        <w:jc w:val="both"/>
+      </w:pPr>
+      <w:r>
+        <w:t>A főoldal egy teljes képernyős, drámai folyófotóval nyit — felette nagy, szellős tipográfiával a weboldal neve és mottója. Görgetésre az olvasó belekerül a tartalomba, a fotók lassan mozognak a szöveg alatt (</w:t>
+      </w:r>
+      <w:proofErr w:type="spellStart"/>
+      <w:r>
+        <w:t>parallax</w:t>
+      </w:r>
+      <w:proofErr w:type="spellEnd"/>
+      <w:r>
+        <w:t xml:space="preserve"> hatás).</w:t>
+      </w:r>
+    </w:p>
+    <w:p>
+      <w:pPr>
+        <w:spacing w:before="60" w:after="120"/>
+        <w:jc w:val="both"/>
+      </w:pPr>
+      <w:r>
+        <w:t xml:space="preserve">A főoldalon szerepel egy rövid bevezető szöveg arról, miért </w:t>
+      </w:r>
+      <w:proofErr w:type="spellStart"/>
+      <w:r>
+        <w:t>fontosak</w:t>
+      </w:r>
+      <w:proofErr w:type="spellEnd"/>
+      <w:r>
+        <w:t xml:space="preserve"> a folyók Magyarország számára, majd egy interaktív térkép, amelyen az összes bemutatott folyó jelölve van. A folyókra kattintva az adott fejezetre ugrik az oldal.</w:t>
+      </w:r>
+    </w:p>
+    <w:p>
+      <w:pPr>
+        <w:pStyle w:val="Cmsor2"/>
+      </w:pPr>
+      <w:bookmarkStart w:id="7" w:name="_Toc230337856"/>
+      <w:bookmarkStart w:id="8" w:name="_Toc230340535"/>
+      <w:r>
+        <w:t>2.2 Folyó-fejezetek</w:t>
+      </w:r>
+      <w:bookmarkEnd w:id="7"/>
+      <w:bookmarkEnd w:id="8"/>
+    </w:p>
+    <w:p>
+      <w:pPr>
+        <w:spacing w:before="60" w:after="120"/>
+        <w:jc w:val="both"/>
+      </w:pPr>
+      <w:r>
+        <w:t>Minden folyónak saját fejezete van. A fejezet szerkezete minden folyónál azonos, de a vizuális hangulat és a történet más és más.</w:t>
+      </w:r>
+    </w:p>
+    <w:p>
+      <w:pPr>
+        <w:pStyle w:val="Cmsor3"/>
+      </w:pPr>
+      <w:bookmarkStart w:id="9" w:name="_Toc230337857"/>
+      <w:bookmarkStart w:id="10" w:name="_Toc230340536"/>
+      <w:r>
+        <w:t>Nyitókép</w:t>
+      </w:r>
+      <w:bookmarkEnd w:id="9"/>
+      <w:bookmarkEnd w:id="10"/>
+    </w:p>
+    <w:p>
+      <w:pPr>
+        <w:spacing w:before="60" w:after="120"/>
+        <w:jc w:val="both"/>
+      </w:pPr>
+      <w:r>
+        <w:t>Teljes képernyős, légifotó-szerű kép a folyóról. A cím a kép fölé úszik, a háttér lassan mozog görgetésre. Ez az első dolog, amit az olvasó lát.</w:t>
+      </w:r>
+    </w:p>
+    <w:p>
+      <w:pPr>
+        <w:pStyle w:val="Cmsor3"/>
+      </w:pPr>
+      <w:bookmarkStart w:id="11" w:name="_Toc230337859"/>
+      <w:bookmarkStart w:id="12" w:name="_Toc230340537"/>
+      <w:r>
+        <w:t>Természetismereti rész</w:t>
+      </w:r>
+      <w:bookmarkEnd w:id="11"/>
+      <w:bookmarkEnd w:id="12"/>
+    </w:p>
+    <w:p>
+      <w:pPr>
+        <w:spacing w:before="60" w:after="120"/>
+        <w:jc w:val="both"/>
+      </w:pPr>
+      <w:r>
+        <w:t>Rövid, közérthető leírás a folyó jellemzőiről: hossz, forrás, torkolat, vízgyűjtő. Néhány kiemelt szám vizuálisan is megjelenik (nagy betűvel, a szövegből kiemelve). Nem száraz adatsor, hanem rövid mondatokban elmondott ismeret.</w:t>
+      </w:r>
+    </w:p>
+    <w:p>
+      <w:pPr>
+        <w:pStyle w:val="Cmsor3"/>
+      </w:pPr>
+      <w:bookmarkStart w:id="13" w:name="_Toc230337860"/>
+      <w:bookmarkStart w:id="14" w:name="_Toc230340538"/>
+      <w:r>
+        <w:t>Élővilág</w:t>
+      </w:r>
+      <w:bookmarkEnd w:id="13"/>
+      <w:bookmarkEnd w:id="14"/>
+    </w:p>
+    <w:p>
+      <w:pPr>
+        <w:spacing w:before="60" w:after="120"/>
+        <w:jc w:val="both"/>
+      </w:pPr>
+      <w:r>
+        <w:t>Az adott folyóra jellemző halfajok, madarak, növények bemutatása. Fotókkal illusztrálva, rövid leírásokkal. Nem teljes lista — inkább három-négy kiemelkedő faj, amelyek különlegessé teszik az adott folyót.</w:t>
+      </w:r>
+    </w:p>
+    <w:p>
+      <w:pPr>
+        <w:pStyle w:val="Cmsor3"/>
+      </w:pPr>
+      <w:bookmarkStart w:id="15" w:name="_Toc230337861"/>
+      <w:bookmarkStart w:id="16" w:name="_Toc230340539"/>
+      <w:r>
+        <w:t>Természetvédelem</w:t>
+      </w:r>
+      <w:bookmarkEnd w:id="15"/>
+      <w:bookmarkEnd w:id="16"/>
+    </w:p>
+    <w:p>
+      <w:pPr>
+        <w:spacing w:before="60" w:after="120"/>
+        <w:jc w:val="both"/>
+      </w:pPr>
+      <w:r>
+        <w:t xml:space="preserve">Mi fenyegeti az adott folyót? Szennyezés, idegen fajok, parti beépítések, vízszint-szabályozás? Ezt is bemutatjuk — de nem riogatás hangján, hanem </w:t>
+      </w:r>
+      <w:proofErr w:type="spellStart"/>
+      <w:r>
+        <w:t>tényszerűen</w:t>
+      </w:r>
+      <w:proofErr w:type="spellEnd"/>
+      <w:r>
+        <w:t>, és ahol lehet, pozitív fejleményekkel zárva (visszatelepítési programok, javuló vízminőség).</w:t>
+      </w:r>
+    </w:p>
+    <w:p>
+      <w:pPr>
+        <w:pStyle w:val="Cmsor2"/>
+      </w:pPr>
+      <w:bookmarkStart w:id="17" w:name="_Toc230337862"/>
+      <w:bookmarkStart w:id="18" w:name="_Toc230340540"/>
+      <w:r>
+        <w:t>2.3 Bemutatott folyók</w:t>
+      </w:r>
+      <w:bookmarkEnd w:id="17"/>
+      <w:bookmarkEnd w:id="18"/>
+    </w:p>
+    <w:p>
+      <w:pPr>
+        <w:pStyle w:val="Listaszerbekezds"/>
+        <w:numPr>
+          <w:ilvl w:val="0"/>
+          <w:numId w:val="1"/>
+        </w:numPr>
+        <w:spacing w:before="40" w:after="40"/>
+      </w:pPr>
+      <w:r>
+        <w:t>Duna — az ország legfontosabb vízi útja, európai léptékű természeti örökség</w:t>
+      </w:r>
+    </w:p>
+    <w:p>
+      <w:pPr>
+        <w:pStyle w:val="Listaszerbekezds"/>
+        <w:numPr>
+          <w:ilvl w:val="0"/>
+          <w:numId w:val="1"/>
+        </w:numPr>
+        <w:spacing w:before="40" w:after="40"/>
+      </w:pPr>
+      <w:r>
+        <w:t>Tisza — az Alföld folyója, áradások és megújulás históriája</w:t>
+      </w:r>
+    </w:p>
+    <w:p>
+      <w:pPr>
+        <w:pStyle w:val="Listaszerbekezds"/>
+        <w:numPr>
+          <w:ilvl w:val="0"/>
+          <w:numId w:val="1"/>
+        </w:numPr>
+        <w:spacing w:before="40" w:after="40"/>
+      </w:pPr>
+      <w:r>
+        <w:t>Rába — a Nyugat-Dunántúl csendes, tiszta vizű folyója</w:t>
+      </w:r>
+    </w:p>
+    <w:p>
+      <w:pPr>
+        <w:pStyle w:val="Listaszerbekezds"/>
+        <w:numPr>
+          <w:ilvl w:val="0"/>
+          <w:numId w:val="1"/>
+        </w:numPr>
+        <w:spacing w:before="40" w:after="40"/>
+      </w:pPr>
+      <w:r>
+        <w:t>Dráva — horvát–magyar határfolyó, Európa egyik legjobb állapotú síkvidéki folyója</w:t>
+      </w:r>
+    </w:p>
+    <w:p>
+      <w:pPr>
+        <w:pStyle w:val="Listaszerbekezds"/>
+        <w:numPr>
+          <w:ilvl w:val="0"/>
+          <w:numId w:val="1"/>
+        </w:numPr>
+        <w:spacing w:before="40" w:after="40"/>
+      </w:pPr>
+      <w:r>
+        <w:t>Zala — a Balaton legfontosabb táplálója, nádas partokkal</w:t>
+      </w:r>
+    </w:p>
+    <w:p>
+      <w:pPr>
+        <w:pStyle w:val="Listaszerbekezds"/>
+        <w:numPr>
+          <w:ilvl w:val="0"/>
+          <w:numId w:val="1"/>
+        </w:numPr>
+        <w:spacing w:before="40" w:after="40"/>
+      </w:pPr>
+      <w:r>
+        <w:t>Körös — három ágból álló alföldi folyórendszer</w:t>
+      </w:r>
+    </w:p>
+    <w:p>
+      <w:pPr>
+        <w:pStyle w:val="Listaszerbekezds"/>
+        <w:numPr>
+          <w:ilvl w:val="0"/>
+          <w:numId w:val="1"/>
+        </w:numPr>
+        <w:spacing w:before="40" w:after="40"/>
+      </w:pPr>
+      <w:r>
+        <w:t>Ipoly — az északi határ kevéssé ismert, értékes folyója</w:t>
+      </w:r>
+    </w:p>
+    <w:p>
+      <w:pPr>
+        <w:pStyle w:val="Listaszerbekezds"/>
+        <w:numPr>
+          <w:ilvl w:val="0"/>
+          <w:numId w:val="1"/>
+        </w:numPr>
+        <w:spacing w:before="40" w:after="40"/>
+      </w:pPr>
+      <w:r>
+        <w:t>Hernád — az Aggteleki-karszt és az Északi-középhegység vize</w:t>
+      </w:r>
+    </w:p>
+    <w:p>
+      <w:pPr>
+        <w:rPr>
+          <w:rFonts w:ascii="Calibri" w:eastAsia="Calibri" w:hAnsi="Calibri" w:cs="Calibri"/>
+          <w:lang w:eastAsia="hu-HU"/>
+        </w:rPr>
+      </w:pPr>
+      <w:r>
+        <w:br w:type="page"/>
+      </w:r>
+    </w:p>
+    <w:p>
+      <w:pPr>
+        <w:pStyle w:val="Cmsor1"/>
+      </w:pPr>
+      <w:bookmarkStart w:id="19" w:name="_Toc230337863"/>
+      <w:bookmarkStart w:id="20" w:name="_Toc230340541"/>
+      <w:r>
+        <w:lastRenderedPageBreak/>
+        <w:t>3. Vizuális megközelítés</w:t>
+      </w:r>
+      <w:bookmarkEnd w:id="19"/>
+      <w:bookmarkEnd w:id="20"/>
+    </w:p>
+    <w:p>
+      <w:pPr>
+        <w:pBdr>
+          <w:bottom w:val="single" w:sz="6" w:space="1" w:color="4472C4"/>
+        </w:pBdr>
+        <w:spacing w:before="120"/>
+      </w:pPr>
+    </w:p>
+    <w:p>
+      <w:pPr>
+        <w:spacing w:before="60" w:after="120"/>
+        <w:jc w:val="both"/>
+      </w:pPr>
+      <w:r>
+        <w:t xml:space="preserve">A weboldal vizuális stílusát a National </w:t>
+      </w:r>
+      <w:proofErr w:type="spellStart"/>
+      <w:r>
+        <w:t>Geographic</w:t>
+      </w:r>
+      <w:proofErr w:type="spellEnd"/>
+      <w:r>
+        <w:t xml:space="preserve"> digitális riportjai ihlették. A cél egy filmes, magazinszerű élmény, amelyet a felhasználó görgetéssel jár be.</w:t>
+      </w:r>
+    </w:p>
+    <w:p>
+      <w:pPr>
+        <w:pStyle w:val="Cmsor2"/>
+      </w:pPr>
+      <w:bookmarkStart w:id="21" w:name="_Toc230337866"/>
+      <w:bookmarkStart w:id="22" w:name="_Toc230340542"/>
+      <w:r>
+        <w:t>Hangulat</w:t>
+      </w:r>
+      <w:bookmarkEnd w:id="21"/>
+      <w:bookmarkEnd w:id="22"/>
+    </w:p>
+    <w:p>
+      <w:pPr>
+        <w:spacing w:before="60" w:after="120"/>
+        <w:jc w:val="both"/>
+      </w:pPr>
+      <w:r>
+        <w:t>Sötét, meleg, filmes. Nem természettudományos tankönyv, hanem útleírás és portréfotó egyszerre. Az olvasónak azt kell éreznie: érdemes ezeket a folyókat megismerni, és érdemes értük tenni.</w:t>
+      </w:r>
+    </w:p>
+    <w:p>
+      <w:pPr>
+        <w:pStyle w:val="Cmsor1"/>
+      </w:pPr>
+      <w:bookmarkStart w:id="23" w:name="_Toc230337867"/>
+      <w:bookmarkStart w:id="24" w:name="_Toc230340543"/>
+      <w:r>
+        <w:t>4. Tartalmi irányelvek</w:t>
+      </w:r>
+      <w:bookmarkEnd w:id="23"/>
+      <w:bookmarkEnd w:id="24"/>
+    </w:p>
+    <w:p>
+      <w:pPr>
+        <w:pBdr>
+          <w:bottom w:val="single" w:sz="6" w:space="1" w:color="4472C4"/>
+        </w:pBdr>
+        <w:spacing w:before="120"/>
+      </w:pPr>
+    </w:p>
+    <w:p>
+      <w:pPr>
+        <w:pStyle w:val="Cmsor2"/>
+      </w:pPr>
+      <w:bookmarkStart w:id="25" w:name="_Toc230337868"/>
+      <w:bookmarkStart w:id="26" w:name="_Toc230340544"/>
+      <w:r>
+        <w:t>4.1 Hangnem</w:t>
+      </w:r>
+      <w:bookmarkEnd w:id="25"/>
+      <w:bookmarkEnd w:id="26"/>
+    </w:p>
+    <w:p>
+      <w:pPr>
+        <w:pStyle w:val="Listaszerbekezds"/>
+        <w:numPr>
+          <w:ilvl w:val="0"/>
+          <w:numId w:val="1"/>
+        </w:numPr>
+        <w:spacing w:before="40" w:after="40"/>
+      </w:pPr>
+      <w:r>
+        <w:t>Egyszerű, közérthető magyar — nincs szükségtelen szakzsargon</w:t>
+      </w:r>
+    </w:p>
+    <w:p>
+      <w:pPr>
+        <w:pStyle w:val="Listaszerbekezds"/>
+        <w:numPr>
+          <w:ilvl w:val="0"/>
+          <w:numId w:val="1"/>
+        </w:numPr>
+        <w:spacing w:before="40" w:after="40"/>
+      </w:pPr>
+      <w:r>
+        <w:t>Személyes, meleg hangvétel — mintha egy ismerős mesélne</w:t>
+      </w:r>
+    </w:p>
+    <w:p>
+      <w:pPr>
+        <w:pStyle w:val="Listaszerbekezds"/>
+        <w:numPr>
+          <w:ilvl w:val="0"/>
+          <w:numId w:val="1"/>
+        </w:numPr>
+        <w:spacing w:before="40" w:after="40"/>
+      </w:pPr>
+      <w:r>
+        <w:t>Tényszerű, de nem száraz — az adatok mellé mindig kerül kontextus</w:t>
+      </w:r>
+    </w:p>
+    <w:p>
+      <w:pPr>
+        <w:pStyle w:val="Listaszerbekezds"/>
+        <w:numPr>
+          <w:ilvl w:val="0"/>
+          <w:numId w:val="1"/>
+        </w:numPr>
+        <w:spacing w:before="40" w:after="40"/>
+      </w:pPr>
+      <w:r>
+        <w:t>Pozitív keret — a problémákat is bemutatjuk, de a megoldásokra is rámutatunk</w:t>
+      </w:r>
+    </w:p>
+    <w:p>
+      <w:pPr>
+        <w:pStyle w:val="Cmsor2"/>
+      </w:pPr>
+      <w:bookmarkStart w:id="27" w:name="_Toc230337869"/>
+      <w:bookmarkStart w:id="28" w:name="_Toc230340545"/>
+      <w:r>
+        <w:t>4.2 Szövegek hossza</w:t>
+      </w:r>
+      <w:bookmarkEnd w:id="27"/>
+      <w:bookmarkEnd w:id="28"/>
+    </w:p>
+    <w:p>
+      <w:pPr>
+        <w:spacing w:before="60" w:after="120"/>
+        <w:jc w:val="both"/>
+      </w:pPr>
+      <w:r>
+        <w:t>A személyes történetek 200–350 szó között vannak. A természetismereti részek rövidek, 100–150 szó. A természetvédelmi rész 150–200 szó. Az oldalak nem tömöttek — a képek és a fehér tér lélegzetet adnak a szövegnek.</w:t>
+      </w:r>
+    </w:p>
+    <w:p>
+      <w:pPr>
+        <w:pStyle w:val="Cmsor2"/>
+      </w:pPr>
+      <w:bookmarkStart w:id="29" w:name="_Toc230337870"/>
+      <w:bookmarkStart w:id="30" w:name="_Toc230340546"/>
+      <w:r>
+        <w:t>4.3 Adatok pontossága</w:t>
+      </w:r>
+      <w:bookmarkEnd w:id="29"/>
+      <w:bookmarkEnd w:id="30"/>
+    </w:p>
+    <w:p>
+      <w:pPr>
+        <w:spacing w:before="60" w:after="120"/>
+        <w:jc w:val="both"/>
+      </w:pPr>
+      <w:r>
+        <w:t>A folyók adatait (hossz, vízgyűjtő, halfajok) megbízható forrásokból gyűjtjük: Országos Vízügyi Főigazgatóság, Magyar Természettudományi Múzeum, WWF Magyarország. Minden adat ellenőrzött, és megjelöljük a forrást.</w:t>
+      </w:r>
+    </w:p>
+    <w:p>
+      <w:r>
+        <w:br w:type="page"/>
+      </w:r>
+    </w:p>
+    <w:p>
+      <w:pPr>
+        <w:pStyle w:val="Cmsor1"/>
+      </w:pPr>
+      <w:bookmarkStart w:id="31" w:name="_Toc230337871"/>
+      <w:bookmarkStart w:id="32" w:name="_Toc230340547"/>
+      <w:r>
+        <w:lastRenderedPageBreak/>
+        <w:t>5. Technikai követelmények</w:t>
+      </w:r>
+      <w:bookmarkEnd w:id="31"/>
+      <w:bookmarkEnd w:id="32"/>
+    </w:p>
+    <w:p>
+      <w:pPr>
+        <w:pBdr>
+          <w:bottom w:val="single" w:sz="6" w:space="1" w:color="4472C4"/>
+        </w:pBdr>
+        <w:spacing w:before="120"/>
+      </w:pPr>
+    </w:p>
+    <w:p>
+      <w:pPr>
+        <w:pStyle w:val="Cmsor2"/>
+      </w:pPr>
+      <w:bookmarkStart w:id="33" w:name="_Toc230337872"/>
+      <w:bookmarkStart w:id="34" w:name="_Toc230340548"/>
+      <w:r>
+        <w:t>5.1 Eszközkompatibilitás</w:t>
+      </w:r>
+      <w:bookmarkEnd w:id="33"/>
+      <w:bookmarkEnd w:id="34"/>
+    </w:p>
+    <w:p>
+      <w:pPr>
+        <w:spacing w:before="60" w:after="120"/>
+        <w:jc w:val="both"/>
+      </w:pPr>
+      <w:r>
+        <w:t xml:space="preserve">A weboldal teljes mértékben működik telefonon, tableten és számítógépen. A </w:t>
+      </w:r>
+      <w:proofErr w:type="spellStart"/>
+      <w:r>
+        <w:t>parallax</w:t>
+      </w:r>
+      <w:proofErr w:type="spellEnd"/>
+      <w:r>
+        <w:t xml:space="preserve"> és animációs hatások mobilon egyszerűsödnek (teljesítmény és akkumulátor-kímélés miatt), de az élmény megmarad.</w:t>
+      </w:r>
+    </w:p>
+    <w:p>
+      <w:pPr>
+        <w:pStyle w:val="Cmsor2"/>
+      </w:pPr>
+      <w:bookmarkStart w:id="35" w:name="_Toc230337873"/>
+      <w:bookmarkStart w:id="36" w:name="_Toc230340549"/>
+      <w:r>
+        <w:t>5.2 Betöltési sebesség</w:t>
+      </w:r>
+      <w:bookmarkEnd w:id="35"/>
+      <w:bookmarkEnd w:id="36"/>
+    </w:p>
+    <w:p>
+      <w:pPr>
+        <w:spacing w:before="60" w:after="120"/>
+        <w:jc w:val="both"/>
+      </w:pPr>
+      <w:r>
+        <w:t>A nagy képek optimalizálva töltődnek: a böngésző csak azt tölti le, ami az aktuális képernyőn látható. A szöveg azonnal megjelenik, a képek utána töltődnek be.</w:t>
+      </w:r>
+    </w:p>
+    <w:p>
+      <w:pPr>
+        <w:pStyle w:val="Cmsor2"/>
+      </w:pPr>
+      <w:bookmarkStart w:id="37" w:name="_Toc230337874"/>
+      <w:bookmarkStart w:id="38" w:name="_Toc230340550"/>
+      <w:r>
+        <w:t>5.3 Akadálymentesség</w:t>
+      </w:r>
+      <w:bookmarkEnd w:id="37"/>
+      <w:bookmarkEnd w:id="38"/>
+    </w:p>
+    <w:p>
+      <w:pPr>
+        <w:pStyle w:val="Listaszerbekezds"/>
+        <w:numPr>
+          <w:ilvl w:val="0"/>
+          <w:numId w:val="1"/>
+        </w:numPr>
+        <w:spacing w:before="40" w:after="40"/>
+      </w:pPr>
+      <w:r>
+        <w:t>Megfelelő szöveg–háttér kontraszt minden helyen</w:t>
+      </w:r>
+    </w:p>
+    <w:p>
+      <w:pPr>
+        <w:pStyle w:val="Listaszerbekezds"/>
+        <w:numPr>
+          <w:ilvl w:val="0"/>
+          <w:numId w:val="1"/>
+        </w:numPr>
+        <w:spacing w:before="40" w:after="40"/>
+      </w:pPr>
+      <w:r>
+        <w:t>Képleírások (alt szöveg) minden fotónál</w:t>
+      </w:r>
+    </w:p>
+    <w:p>
+      <w:pPr>
+        <w:pStyle w:val="Listaszerbekezds"/>
+        <w:numPr>
+          <w:ilvl w:val="0"/>
+          <w:numId w:val="1"/>
+        </w:numPr>
+        <w:spacing w:before="40" w:after="40"/>
+      </w:pPr>
+      <w:r>
+        <w:t>Billentyűzettel is navigálható felület</w:t>
+      </w:r>
+    </w:p>
+    <w:p>
+      <w:pPr>
+        <w:pStyle w:val="Listaszerbekezds"/>
+        <w:numPr>
+          <w:ilvl w:val="0"/>
+          <w:numId w:val="1"/>
+        </w:numPr>
+        <w:spacing w:before="40" w:after="40"/>
+      </w:pPr>
+      <w:r>
+        <w:t>Képernyőolvasóval kompatibilis szerkezet</w:t>
+      </w:r>
+    </w:p>
+    <w:p>
+      <w:pPr>
+        <w:pStyle w:val="Cmsor2"/>
+      </w:pPr>
+      <w:bookmarkStart w:id="39" w:name="_Toc230337875"/>
+      <w:bookmarkStart w:id="40" w:name="_Toc230340551"/>
+      <w:r>
+        <w:t>5.4 Nyelvek</w:t>
+      </w:r>
+      <w:bookmarkEnd w:id="39"/>
+      <w:bookmarkEnd w:id="40"/>
+    </w:p>
+    <w:p>
+      <w:pPr>
+        <w:spacing w:before="60" w:after="120"/>
+        <w:jc w:val="both"/>
+      </w:pPr>
+      <w:r>
+        <w:t>Az oldal elsősorban magyar nyelvű. Egy későbbi fázisban angol fordítás is készülhet, ami lehetővé teszi a külföldi turisták és természetvédelmi szervezetek elérését.</w:t>
+      </w:r>
+    </w:p>
+    <w:p>
+      <w:pPr>
+        <w:pStyle w:val="Cmsor1"/>
+      </w:pPr>
+      <w:bookmarkStart w:id="41" w:name="_Toc230337876"/>
+      <w:bookmarkStart w:id="42" w:name="_Toc230340552"/>
+      <w:r>
+        <w:t>6. Fejlesztési ütemterv</w:t>
+      </w:r>
+      <w:bookmarkEnd w:id="41"/>
+      <w:bookmarkEnd w:id="42"/>
+    </w:p>
+    <w:p>
+      <w:pPr>
+        <w:pBdr>
+          <w:bottom w:val="single" w:sz="6" w:space="1" w:color="4472C4"/>
+        </w:pBdr>
+        <w:spacing w:before="120"/>
+      </w:pPr>
+    </w:p>
+    <w:p>
+      <w:pPr>
+        <w:spacing w:before="60" w:after="120"/>
+        <w:jc w:val="both"/>
+      </w:pPr>
+      <w:r>
+        <w:t>A weboldal négy szakaszban készül el. Az első kettő párhuzamosan is futhat.</w:t>
+      </w:r>
+    </w:p>
+    <w:p>
+      <w:pPr>
+        <w:pStyle w:val="Listaszerbekezds"/>
+        <w:numPr>
+          <w:ilvl w:val="0"/>
+          <w:numId w:val="1"/>
+        </w:numPr>
+        <w:spacing w:before="40" w:after="40"/>
+      </w:pPr>
+      <w:r>
+        <w:t>1. szakasz (1. hónap) — Tartalom: szövegek megírása, fotók összegyűjtése és engedélyeztetése, térképadatok előkészítése</w:t>
+      </w:r>
+    </w:p>
+    <w:p>
+      <w:pPr>
+        <w:pStyle w:val="Listaszerbekezds"/>
+        <w:numPr>
+          <w:ilvl w:val="0"/>
+          <w:numId w:val="1"/>
+        </w:numPr>
+        <w:spacing w:before="40" w:after="40"/>
+      </w:pPr>
+      <w:r>
+        <w:t>2. szakasz (2. hónap) — Design: vizuális terv készítése, tipográfia és színrendszer véglegesítése, mobilra optimalizálás tervezése</w:t>
+      </w:r>
+    </w:p>
+    <w:p>
+      <w:pPr>
+        <w:pStyle w:val="Listaszerbekezds"/>
+        <w:numPr>
+          <w:ilvl w:val="0"/>
+          <w:numId w:val="1"/>
+        </w:numPr>
+        <w:spacing w:before="40" w:after="40"/>
+      </w:pPr>
+      <w:r>
+        <w:t xml:space="preserve">3. szakasz (3. hónap) — Fejlesztés: az oldal elkészítése, interaktív térkép integrálása, animációk és </w:t>
+      </w:r>
+      <w:proofErr w:type="spellStart"/>
+      <w:r>
+        <w:t>parallax</w:t>
+      </w:r>
+      <w:proofErr w:type="spellEnd"/>
+      <w:r>
+        <w:t xml:space="preserve"> hatások</w:t>
+      </w:r>
+    </w:p>
+    <w:p>
+      <w:pPr>
+        <w:pStyle w:val="Listaszerbekezds"/>
+        <w:numPr>
+          <w:ilvl w:val="0"/>
+          <w:numId w:val="1"/>
+        </w:numPr>
+        <w:spacing w:before="40" w:after="40"/>
+      </w:pPr>
+      <w:r>
+        <w:t>4. szakasz (4. hónap) — Tesztelés és publikálás: sebesség, akadálymentesség, mobilos megjelenés ellenőrzése; publikálás</w:t>
+      </w:r>
+    </w:p>
+    <w:p>
+      <w:pPr>
+        <w:pStyle w:val="Cmsor1"/>
+      </w:pPr>
+      <w:bookmarkStart w:id="43" w:name="_Toc230337877"/>
+      <w:bookmarkStart w:id="44" w:name="_Toc230340553"/>
+      <w:r>
+        <w:t>7. Összefoglalás</w:t>
+      </w:r>
+      <w:bookmarkEnd w:id="43"/>
+      <w:bookmarkEnd w:id="44"/>
+    </w:p>
+    <w:p>
+      <w:pPr>
+        <w:pBdr>
+          <w:bottom w:val="single" w:sz="6" w:space="1" w:color="4472C4"/>
+        </w:pBdr>
+        <w:spacing w:before="120"/>
+      </w:pPr>
+    </w:p>
+    <w:p>
+      <w:pPr>
+        <w:spacing w:before="60" w:after="120"/>
+        <w:jc w:val="both"/>
+      </w:pPr>
+      <w:r>
+        <w:t xml:space="preserve">A Magyar Folyók weboldal egy </w:t>
+      </w:r>
+      <w:proofErr w:type="spellStart"/>
+      <w:r>
+        <w:t>immerzív</w:t>
+      </w:r>
+      <w:proofErr w:type="spellEnd"/>
+      <w:r>
+        <w:t>, vizuálisan erős digitális élmény. Nem enciklopédia és nem kampányoldal — hanem egy lassú, figyelmes utazás Magyarország folyóin.</w:t>
+      </w:r>
+    </w:p>
+    <w:p>
+      <w:pPr>
+        <w:spacing w:before="60" w:after="120"/>
+        <w:jc w:val="both"/>
+      </w:pPr>
+      <w:r>
+        <w:t>Az olvasó személyes történeteken keresztül ismerkedik meg a folyókkal, természettudományos alapokat kap az ökoszisztémájukról, és megérti, miért fontos ezek megóvása. Mindez filmszerű képekkel, elegáns tipográfiával és gondosan megírt szövegekkel.</w:t>
+      </w:r>
+    </w:p>
+    <w:p>
+      <w:pPr>
+        <w:spacing w:before="60" w:after="120"/>
+        <w:jc w:val="both"/>
+      </w:pPr>
+      <w:r>
+        <w:t>A projekt sikeréhez szövegírókra, fotósokra, természetvédelmi szakértőkre és webfejlesztőkre van szükség. Az eredmény egy olyan oldal lesz, amelyet az ember nem csak egyszer néz meg.</w:t>
+      </w:r>
+    </w:p>
+    <w:p>
+      <w:pPr>
         <w:pStyle w:val="Alcm"/>
       </w:pPr>
     </w:p>
     <w:sectPr>
-      <w:footerReference w:type="default" r:id="rId7"/>
-      <w:footerReference w:type="first" r:id="rId8"/>
+      <w:headerReference w:type="default" r:id="rId9"/>
+      <w:footerReference w:type="default" r:id="rId10"/>
+      <w:footerReference w:type="first" r:id="rId11"/>
       <w:pgSz w:w="11906" w:h="16838"/>
       <w:pgMar w:top="1417" w:right="1417" w:bottom="1417" w:left="1417" w:header="708" w:footer="708" w:gutter="0"/>
       <w:pgBorders w:offsetFrom="page">
@@ -605,6 +3091,148 @@
 </w:footnotes>
 </file>
 
+<file path=word/header1.xml><?xml version="1.0" encoding="utf-8"?>
+<w:hdr xmlns:wpc="http://schemas.microsoft.com/office/word/2010/wordprocessingCanvas" xmlns:cx="http://schemas.microsoft.com/office/drawing/2014/chartex" xmlns:cx1="http://schemas.microsoft.com/office/drawing/2015/9/8/chartex" xmlns:cx2="http://schemas.microsoft.com/office/drawing/2015/10/21/chartex" xmlns:cx3="http://schemas.microsoft.com/office/drawing/2016/5/9/chartex" xmlns:cx4="http://schemas.microsoft.com/office/drawing/2016/5/10/chartex" xmlns:cx5="http://schemas.microsoft.com/office/drawing/2016/5/11/chartex" xmlns:cx6="http://schemas.microsoft.com/office/drawing/2016/5/12/chartex" xmlns:cx7="http://schemas.microsoft.com/office/drawing/2016/5/13/chartex" xmlns:cx8="http://schemas.microsoft.com/office/drawing/2016/5/14/chartex" xmlns:mc="http://schemas.openxmlformats.org/markup-compatibility/2006" xmlns:aink="http://schemas.microsoft.com/office/drawing/2016/ink" xmlns:am3d="http://schemas.microsoft.com/office/drawing/2017/model3d" xmlns:o="urn:schemas-microsoft-com:office:office" xmlns:r="http://schemas.openxmlformats.org/officeDocument/2006/relationships" xmlns:m="http://schemas.openxmlformats.org/officeDocument/2006/math" xmlns:v="urn:schemas-microsoft-com:vml" xmlns:wp14="http://schemas.microsoft.com/office/word/2010/wordprocessingDrawing" xmlns:wp="http://schemas.openxmlformats.org/drawingml/2006/wordprocessingDrawing" xmlns:w10="urn:schemas-microsoft-com:office:word" xmlns:w="http://schemas.openxmlformats.org/wordprocessingml/2006/main" xmlns:w14="http://schemas.microsoft.com/office/word/2010/wordml" xmlns:w15="http://schemas.microsoft.com/office/word/2012/wordml" xmlns:w16cex="http://schemas.microsoft.com/office/word/2018/wordml/cex" xmlns:w16cid="http://schemas.microsoft.com/office/word/2016/wordml/cid" xmlns:w16="http://schemas.microsoft.com/office/word/2018/wordml" xmlns:w16sdtdh="http://schemas.microsoft.com/office/word/2020/wordml/sdtdatahash" xmlns:w16se="http://schemas.microsoft.com/office/word/2015/wordml/symex" xmlns:wpg="http://schemas.microsoft.com/office/word/2010/wordprocessingGroup" xmlns:wpi="http://schemas.microsoft.com/office/word/2010/wordprocessingInk" xmlns:wne="http://schemas.microsoft.com/office/word/2006/wordml" xmlns:wps="http://schemas.microsoft.com/office/word/2010/wordprocessingShape" mc:Ignorable="w14 w15 w16se w16cid w16 w16cex w16sdtdh wp14">
+  <w:p>
+    <w:pPr>
+      <w:pStyle w:val="lfej"/>
+      <w:rPr>
+        <w:sz w:val="24"/>
+        <w:szCs w:val="24"/>
+      </w:rPr>
+    </w:pPr>
+    <w:r>
+      <w:rPr>
+        <w:noProof/>
+      </w:rPr>
+      <w:drawing>
+        <wp:anchor distT="0" distB="0" distL="114300" distR="114300" simplePos="0" relativeHeight="251663360" behindDoc="0" locked="0" layoutInCell="1" allowOverlap="1" wp14:anchorId="3C38BCE7" wp14:editId="58E4A3A5">
+          <wp:simplePos x="0" y="0"/>
+          <wp:positionH relativeFrom="leftMargin">
+            <wp:align>right</wp:align>
+          </wp:positionH>
+          <wp:positionV relativeFrom="paragraph">
+            <wp:posOffset>-34356</wp:posOffset>
+          </wp:positionV>
+          <wp:extent cx="380011" cy="380011"/>
+          <wp:effectExtent l="0" t="0" r="1270" b="1270"/>
+          <wp:wrapNone/>
+          <wp:docPr id="6" name="Kép 6"/>
+          <wp:cNvGraphicFramePr>
+            <a:graphicFrameLocks xmlns:a="http://schemas.openxmlformats.org/drawingml/2006/main" noChangeAspect="1"/>
+          </wp:cNvGraphicFramePr>
+          <a:graphic xmlns:a="http://schemas.openxmlformats.org/drawingml/2006/main">
+            <a:graphicData uri="http://schemas.openxmlformats.org/drawingml/2006/picture">
+              <pic:pic xmlns:pic="http://schemas.openxmlformats.org/drawingml/2006/picture">
+                <pic:nvPicPr>
+                  <pic:cNvPr id="6" name="Kép 6"/>
+                  <pic:cNvPicPr/>
+                </pic:nvPicPr>
+                <pic:blipFill>
+                  <a:blip r:embed="rId1">
+                    <a:extLst>
+                      <a:ext uri="{28A0092B-C50C-407E-A947-70E740481C1C}">
+                        <a14:useLocalDpi xmlns:a14="http://schemas.microsoft.com/office/drawing/2010/main" val="0"/>
+                      </a:ext>
+                    </a:extLst>
+                  </a:blip>
+                  <a:stretch>
+                    <a:fillRect/>
+                  </a:stretch>
+                </pic:blipFill>
+                <pic:spPr>
+                  <a:xfrm>
+                    <a:off x="0" y="0"/>
+                    <a:ext cx="380011" cy="380011"/>
+                  </a:xfrm>
+                  <a:prstGeom prst="rect">
+                    <a:avLst/>
+                  </a:prstGeom>
+                </pic:spPr>
+              </pic:pic>
+            </a:graphicData>
+          </a:graphic>
+        </wp:anchor>
+      </w:drawing>
+    </w:r>
+    <w:proofErr w:type="spellStart"/>
+    <w:r>
+      <w:rPr>
+        <w:sz w:val="24"/>
+        <w:szCs w:val="24"/>
+      </w:rPr>
+      <w:t>placeholder</w:t>
+    </w:r>
+    <w:proofErr w:type="spellEnd"/>
+  </w:p>
+</w:hdr>
+</file>
+
+<file path=word/numbering.xml><?xml version="1.0" encoding="utf-8"?>
+<w:numbering xmlns:wpc="http://schemas.microsoft.com/office/word/2010/wordprocessingCanvas" xmlns:cx="http://schemas.microsoft.com/office/drawing/2014/chartex" xmlns:cx1="http://schemas.microsoft.com/office/drawing/2015/9/8/chartex" xmlns:cx2="http://schemas.microsoft.com/office/drawing/2015/10/21/chartex" xmlns:cx3="http://schemas.microsoft.com/office/drawing/2016/5/9/chartex" xmlns:cx4="http://schemas.microsoft.com/office/drawing/2016/5/10/chartex" xmlns:cx5="http://schemas.microsoft.com/office/drawing/2016/5/11/chartex" xmlns:cx6="http://schemas.microsoft.com/office/drawing/2016/5/12/chartex" xmlns:cx7="http://schemas.microsoft.com/office/drawing/2016/5/13/chartex" xmlns:cx8="http://schemas.microsoft.com/office/drawing/2016/5/14/chartex" xmlns:mc="http://schemas.openxmlformats.org/markup-compatibility/2006" xmlns:aink="http://schemas.microsoft.com/office/drawing/2016/ink" xmlns:am3d="http://schemas.microsoft.com/office/drawing/2017/model3d" xmlns:o="urn:schemas-microsoft-com:office:office" xmlns:r="http://schemas.openxmlformats.org/officeDocument/2006/relationships" xmlns:m="http://schemas.openxmlformats.org/officeDocument/2006/math" xmlns:v="urn:schemas-microsoft-com:vml" xmlns:wp14="http://schemas.microsoft.com/office/word/2010/wordprocessingDrawing" xmlns:wp="http://schemas.openxmlformats.org/drawingml/2006/wordprocessingDrawing" xmlns:w10="urn:schemas-microsoft-com:office:word" xmlns:w="http://schemas.openxmlformats.org/wordprocessingml/2006/main" xmlns:w14="http://schemas.microsoft.com/office/word/2010/wordml" xmlns:w15="http://schemas.microsoft.com/office/word/2012/wordml" xmlns:w16cex="http://schemas.microsoft.com/office/word/2018/wordml/cex" xmlns:w16cid="http://schemas.microsoft.com/office/word/2016/wordml/cid" xmlns:w16="http://schemas.microsoft.com/office/word/2018/wordml" xmlns:w16sdtdh="http://schemas.microsoft.com/office/word/2020/wordml/sdtdatahash" xmlns:w16se="http://schemas.microsoft.com/office/word/2015/wordml/symex" xmlns:wpg="http://schemas.microsoft.com/office/word/2010/wordprocessingGroup" xmlns:wpi="http://schemas.microsoft.com/office/word/2010/wordprocessingInk" xmlns:wne="http://schemas.microsoft.com/office/word/2006/wordml" xmlns:wps="http://schemas.microsoft.com/office/word/2010/wordprocessingShape" mc:Ignorable="w14 w15 w16se w16cid w16 w16cex w16sdtdh wp14">
+  <w:abstractNum w:abstractNumId="0" w15:restartNumberingAfterBreak="0">
+    <w:nsid w:val="4A630532"/>
+    <w:multiLevelType w:val="hybridMultilevel"/>
+    <w:tmpl w:val="066EFB14"/>
+    <w:lvl w:ilvl="0" w:tplc="C5062F70">
+      <w:start w:val="1"/>
+      <w:numFmt w:val="bullet"/>
+      <w:lvlText w:val="•"/>
+      <w:lvlJc w:val="left"/>
+      <w:pPr>
+        <w:ind w:left="720" w:hanging="360"/>
+      </w:pPr>
+    </w:lvl>
+    <w:lvl w:ilvl="1" w:tplc="68F0210C">
+      <w:numFmt w:val="decimal"/>
+      <w:lvlText w:val=""/>
+      <w:lvlJc w:val="left"/>
+    </w:lvl>
+    <w:lvl w:ilvl="2" w:tplc="3AF8A9C4">
+      <w:numFmt w:val="decimal"/>
+      <w:lvlText w:val=""/>
+      <w:lvlJc w:val="left"/>
+    </w:lvl>
+    <w:lvl w:ilvl="3" w:tplc="3A16C7BE">
+      <w:numFmt w:val="decimal"/>
+      <w:lvlText w:val=""/>
+      <w:lvlJc w:val="left"/>
+    </w:lvl>
+    <w:lvl w:ilvl="4" w:tplc="710C3FFE">
+      <w:numFmt w:val="decimal"/>
+      <w:lvlText w:val=""/>
+      <w:lvlJc w:val="left"/>
+    </w:lvl>
+    <w:lvl w:ilvl="5" w:tplc="4008069E">
+      <w:numFmt w:val="decimal"/>
+      <w:lvlText w:val=""/>
+      <w:lvlJc w:val="left"/>
+    </w:lvl>
+    <w:lvl w:ilvl="6" w:tplc="4AB220D8">
+      <w:numFmt w:val="decimal"/>
+      <w:lvlText w:val=""/>
+      <w:lvlJc w:val="left"/>
+    </w:lvl>
+    <w:lvl w:ilvl="7" w:tplc="79FAF346">
+      <w:numFmt w:val="decimal"/>
+      <w:lvlText w:val=""/>
+      <w:lvlJc w:val="left"/>
+    </w:lvl>
+    <w:lvl w:ilvl="8" w:tplc="83E0B38C">
+      <w:numFmt w:val="decimal"/>
+      <w:lvlText w:val=""/>
+      <w:lvlJc w:val="left"/>
+    </w:lvl>
+  </w:abstractNum>
+  <w:num w:numId="1">
+    <w:abstractNumId w:val="0"/>
+    <w:lvlOverride w:ilvl="0">
+      <w:startOverride w:val="1"/>
+    </w:lvlOverride>
+  </w:num>
+</w:numbering>
+</file>
+
 <file path=word/styles.xml><?xml version="1.0" encoding="utf-8"?>
 <w:styles xmlns:mc="http://schemas.openxmlformats.org/markup-compatibility/2006" xmlns:r="http://schemas.openxmlformats.org/officeDocument/2006/relationships" xmlns:w="http://schemas.openxmlformats.org/wordprocessingml/2006/main" xmlns:w14="http://schemas.microsoft.com/office/word/2010/wordml" xmlns:w15="http://schemas.microsoft.com/office/word/2012/wordml" xmlns:w16cex="http://schemas.microsoft.com/office/word/2018/wordml/cex" xmlns:w16cid="http://schemas.microsoft.com/office/word/2016/wordml/cid" xmlns:w16="http://schemas.microsoft.com/office/word/2018/wordml" xmlns:w16sdtdh="http://schemas.microsoft.com/office/word/2020/wordml/sdtdatahash" xmlns:w16se="http://schemas.microsoft.com/office/word/2015/wordml/symex" mc:Ignorable="w14 w15 w16se w16cid w16 w16cex w16sdtdh">
   <w:docDefaults>
@@ -802,7 +3430,7 @@
     <w:lsdException w:name="Medium Shading 2 Accent 1" w:uiPriority="64"/>
     <w:lsdException w:name="Medium List 1 Accent 1" w:uiPriority="65"/>
     <w:lsdException w:name="Revision" w:semiHidden="1"/>
-    <w:lsdException w:name="List Paragraph" w:uiPriority="34" w:qFormat="1"/>
+    <w:lsdException w:name="List Paragraph" w:uiPriority="0" w:qFormat="1"/>
     <w:lsdException w:name="Quote" w:uiPriority="29" w:qFormat="1"/>
     <w:lsdException w:name="Intense Quote" w:uiPriority="30" w:qFormat="1"/>
     <w:lsdException w:name="Medium List 2 Accent 1" w:uiPriority="66"/>
@@ -1049,6 +3677,29 @@
       <w:szCs w:val="26"/>
     </w:rPr>
   </w:style>
+  <w:style w:type="paragraph" w:styleId="Cmsor3">
+    <w:name w:val="heading 3"/>
+    <w:basedOn w:val="Norml"/>
+    <w:next w:val="Norml"/>
+    <w:link w:val="Cmsor3Char"/>
+    <w:uiPriority w:val="9"/>
+    <w:semiHidden/>
+    <w:unhideWhenUsed/>
+    <w:qFormat/>
+    <w:rsid w:val="00670908"/>
+    <w:pPr>
+      <w:keepNext/>
+      <w:keepLines/>
+      <w:spacing w:before="40" w:after="0"/>
+      <w:outlineLvl w:val="2"/>
+    </w:pPr>
+    <w:rPr>
+      <w:rFonts w:asciiTheme="majorHAnsi" w:eastAsiaTheme="majorEastAsia" w:hAnsiTheme="majorHAnsi" w:cstheme="majorBidi"/>
+      <w:color w:val="1F3763" w:themeColor="accent1" w:themeShade="7F"/>
+      <w:sz w:val="24"/>
+      <w:szCs w:val="24"/>
+    </w:rPr>
+  </w:style>
   <w:style w:type="character" w:default="1" w:styleId="Bekezdsalapbettpusa">
     <w:name w:val="Default Paragraph Font"/>
     <w:uiPriority w:val="1"/>
@@ -1246,6 +3897,113 @@
       <w:sz w:val="24"/>
       <w:szCs w:val="24"/>
       <w:lang w:eastAsia="hu-HU"/>
+    </w:rPr>
+  </w:style>
+  <w:style w:type="character" w:customStyle="1" w:styleId="Cmsor3Char">
+    <w:name w:val="Címsor 3 Char"/>
+    <w:basedOn w:val="Bekezdsalapbettpusa"/>
+    <w:link w:val="Cmsor3"/>
+    <w:uiPriority w:val="9"/>
+    <w:semiHidden/>
+    <w:rsid w:val="00670908"/>
+    <w:rPr>
+      <w:rFonts w:asciiTheme="majorHAnsi" w:eastAsiaTheme="majorEastAsia" w:hAnsiTheme="majorHAnsi" w:cstheme="majorBidi"/>
+      <w:color w:val="1F3763" w:themeColor="accent1" w:themeShade="7F"/>
+      <w:sz w:val="24"/>
+      <w:szCs w:val="24"/>
+    </w:rPr>
+  </w:style>
+  <w:style w:type="paragraph" w:styleId="Listaszerbekezds">
+    <w:name w:val="List Paragraph"/>
+    <w:qFormat/>
+    <w:rsid w:val="00670908"/>
+    <w:pPr>
+      <w:spacing w:after="0" w:line="240" w:lineRule="auto"/>
+    </w:pPr>
+    <w:rPr>
+      <w:rFonts w:ascii="Calibri" w:eastAsia="Calibri" w:hAnsi="Calibri" w:cs="Calibri"/>
+      <w:lang w:eastAsia="hu-HU"/>
+    </w:rPr>
+  </w:style>
+  <w:style w:type="paragraph" w:styleId="TJ3">
+    <w:name w:val="toc 3"/>
+    <w:basedOn w:val="Norml"/>
+    <w:next w:val="Norml"/>
+    <w:autoRedefine/>
+    <w:uiPriority w:val="39"/>
+    <w:unhideWhenUsed/>
+    <w:rsid w:val="00DC3473"/>
+    <w:pPr>
+      <w:spacing w:after="100"/>
+      <w:ind w:left="440"/>
+    </w:pPr>
+  </w:style>
+  <w:style w:type="character" w:styleId="Jegyzethivatkozs">
+    <w:name w:val="annotation reference"/>
+    <w:basedOn w:val="Bekezdsalapbettpusa"/>
+    <w:uiPriority w:val="99"/>
+    <w:semiHidden/>
+    <w:unhideWhenUsed/>
+    <w:rsid w:val="00DC3473"/>
+    <w:rPr>
+      <w:sz w:val="16"/>
+      <w:szCs w:val="16"/>
+    </w:rPr>
+  </w:style>
+  <w:style w:type="paragraph" w:styleId="Jegyzetszveg">
+    <w:name w:val="annotation text"/>
+    <w:basedOn w:val="Norml"/>
+    <w:link w:val="JegyzetszvegChar"/>
+    <w:uiPriority w:val="99"/>
+    <w:semiHidden/>
+    <w:unhideWhenUsed/>
+    <w:rsid w:val="00DC3473"/>
+    <w:pPr>
+      <w:spacing w:line="240" w:lineRule="auto"/>
+    </w:pPr>
+    <w:rPr>
+      <w:sz w:val="20"/>
+      <w:szCs w:val="20"/>
+    </w:rPr>
+  </w:style>
+  <w:style w:type="character" w:customStyle="1" w:styleId="JegyzetszvegChar">
+    <w:name w:val="Jegyzetszöveg Char"/>
+    <w:basedOn w:val="Bekezdsalapbettpusa"/>
+    <w:link w:val="Jegyzetszveg"/>
+    <w:uiPriority w:val="99"/>
+    <w:semiHidden/>
+    <w:rsid w:val="00DC3473"/>
+    <w:rPr>
+      <w:sz w:val="20"/>
+      <w:szCs w:val="20"/>
+    </w:rPr>
+  </w:style>
+  <w:style w:type="paragraph" w:styleId="Megjegyzstrgya">
+    <w:name w:val="annotation subject"/>
+    <w:basedOn w:val="Jegyzetszveg"/>
+    <w:next w:val="Jegyzetszveg"/>
+    <w:link w:val="MegjegyzstrgyaChar"/>
+    <w:uiPriority w:val="99"/>
+    <w:semiHidden/>
+    <w:unhideWhenUsed/>
+    <w:rsid w:val="00DC3473"/>
+    <w:rPr>
+      <w:b/>
+      <w:bCs/>
+    </w:rPr>
+  </w:style>
+  <w:style w:type="character" w:customStyle="1" w:styleId="MegjegyzstrgyaChar">
+    <w:name w:val="Megjegyzés tárgya Char"/>
+    <w:basedOn w:val="JegyzetszvegChar"/>
+    <w:link w:val="Megjegyzstrgya"/>
+    <w:uiPriority w:val="99"/>
+    <w:semiHidden/>
+    <w:rsid w:val="00DC3473"/>
+    <w:rPr>
+      <w:b/>
+      <w:bCs/>
+      <w:sz w:val="20"/>
+      <w:szCs w:val="20"/>
     </w:rPr>
   </w:style>
 </w:styles>
